--- a/reports/BaoCao-BTL.docx
+++ b/reports/BaoCao-BTL.docx
@@ -243,13 +243,35 @@
               <w:jc w:val="center"/>
               <w:rPr>
                 <w:color w:val="auto"/>
-              </w:rPr>
-            </w:pPr>
-            <w:r>
-              <w:rPr>
-                <w:color w:val="auto"/>
-              </w:rPr>
-              <w:t>CHUYÊN NGÀNH: THIẾT KẾ WEB</w:t>
+                <w:lang w:val="vi-VN"/>
+              </w:rPr>
+            </w:pPr>
+            <w:r>
+              <w:rPr>
+                <w:color w:val="auto"/>
+              </w:rPr>
+              <w:t xml:space="preserve">CHUYÊN NGÀNH: </w:t>
+            </w:r>
+            <w:r>
+              <w:rPr>
+                <w:color w:val="auto"/>
+              </w:rPr>
+              <w:t>KIỂM</w:t>
+            </w:r>
+            <w:r>
+              <w:rPr>
+                <w:color w:val="auto"/>
+                <w:lang w:val="vi-VN"/>
+              </w:rPr>
+              <w:t xml:space="preserve"> THỬ VÀ ĐẢM BẢO</w:t>
+            </w:r>
+            <w:r>
+              <w:rPr>
+                <w:color w:val="auto"/>
+                <w:lang w:val="vi-VN"/>
+              </w:rPr>
+              <w:br/>
+              <w:t>CHẤT LƯỢNG PHẦN MỀM</w:t>
             </w:r>
           </w:p>
           <w:p>
@@ -552,17 +574,14 @@
               </w:rPr>
               <w:t xml:space="preserve">HƯNG YÊN </w:t>
             </w:r>
-          </w:p>
-          <w:p>
-            <w:pPr>
-              <w:spacing w:after="0" w:line="259" w:lineRule="auto"/>
-              <w:ind w:left="0" w:right="8" w:firstLine="0"/>
-              <w:jc w:val="center"/>
-              <w:rPr>
-                <w:color w:val="auto"/>
-                <w:lang w:val="vi-VN"/>
-              </w:rPr>
-            </w:pPr>
+            <w:r>
+              <w:rPr>
+                <w:b/>
+                <w:color w:val="auto"/>
+                <w:lang w:val="vi-VN"/>
+              </w:rPr>
+              <w:t xml:space="preserve">- </w:t>
+            </w:r>
             <w:r>
               <w:rPr>
                 <w:b/>
@@ -13348,7 +13367,7 @@
           <w:sz w:val="24"/>
           <w:szCs w:val="24"/>
         </w:rPr>
-        <w:instrText xml:space="preserve"> </w:instrText>
+        <w:instrText xml:space="preserve"> INCLUDEPICTURE  "https://encrypted-tbn0.gstatic.com/images?q=tbn:ANd9GcSfIPHbuR4XoQMpsABG0vFG1XctdWghfwvClSXUQA_Ymw&amp;s=10" \* MERGEFORMATINET </w:instrText>
       </w:r>
       <w:r>
         <w:rPr>
@@ -13356,7 +13375,7 @@
           <w:sz w:val="24"/>
           <w:szCs w:val="24"/>
         </w:rPr>
-        <w:instrText>INCLUDEPICTURE  "https://encrypted-tbn0.gstatic.com/images?q=tbn:ANd9GcSfIPHbuR4XoQMpsABG0vFG1XctdWghfwvClSXUQA_Ymw&amp;s=10" \* MERGEFORMATINET</w:instrText>
+        <w:fldChar w:fldCharType="separate"/>
       </w:r>
       <w:r>
         <w:rPr>
@@ -13364,7 +13383,15 @@
           <w:sz w:val="24"/>
           <w:szCs w:val="24"/>
         </w:rPr>
-        <w:instrText xml:space="preserve"> </w:instrText>
+        <w:fldChar w:fldCharType="begin"/>
+      </w:r>
+      <w:r>
+        <w:rPr>
+          <w:rFonts w:ascii="SimSun" w:eastAsia="SimSun" w:hAnsi="SimSun" w:cs="SimSun"/>
+          <w:sz w:val="24"/>
+          <w:szCs w:val="24"/>
+        </w:rPr>
+        <w:instrText xml:space="preserve"> INCLUDEPICTURE  "https://encrypted-tbn0.gstatic.com/images?q=tbn:ANd9GcSfIPHbuR4XoQMpsABG0vFG1XctdWghfwvClSXUQA_Ymw&amp;s=10" \* MERGEFORMATINET </w:instrText>
       </w:r>
       <w:r>
         <w:rPr>
@@ -13421,6 +13448,14 @@
         </w:rPr>
         <w:fldChar w:fldCharType="end"/>
       </w:r>
+      <w:r>
+        <w:rPr>
+          <w:rFonts w:ascii="SimSun" w:eastAsia="SimSun" w:hAnsi="SimSun" w:cs="SimSun"/>
+          <w:sz w:val="24"/>
+          <w:szCs w:val="24"/>
+        </w:rPr>
+        <w:fldChar w:fldCharType="end"/>
+      </w:r>
     </w:p>
     <w:p>
       <w:pPr>
@@ -14177,14 +14212,7 @@
         <w:rPr>
           <w:color w:val="auto"/>
         </w:rPr>
-        <w:t xml:space="preserve">, sau đó nó được sử dụng bằng cách lấy ra từ trong code bằng các hàm API như ContextCompat.getDrawable, ResourcesCompat.getDrawable hay gán vào thuộc tính phù hợp trong XML như android: drawable, android: icon, android: </w:t>
-      </w:r>
-      <w:proofErr w:type="gramStart"/>
-      <w:r>
-        <w:rPr>
-          <w:color w:val="auto"/>
-        </w:rPr>
-        <w:t>button</w:t>
+        <w:t>, sau đó nó được sử dụng bằng cách lấy ra từ trong code bằng các hàm API như ContextCompat.getDrawable, ResourcesCompat.getDrawable hay gán vào thuộc tính phù hợp trong XML như android: drawable, android: icon, android: button</w:t>
       </w:r>
       <w:r>
         <w:rPr>
@@ -14199,7 +14227,6 @@
         </w:rPr>
         <w:t>...</w:t>
       </w:r>
-      <w:proofErr w:type="gramEnd"/>
     </w:p>
     <w:p>
       <w:pPr>
@@ -17933,7 +17960,6 @@
               <w:pStyle w:val="Normal1"/>
             </w:pPr>
             <w:r>
-              <w:lastRenderedPageBreak/>
               <w:t>Alternative Flows:</w:t>
             </w:r>
           </w:p>
@@ -18374,7 +18400,6 @@
               <w:pStyle w:val="Normal1"/>
             </w:pPr>
             <w:r>
-              <w:lastRenderedPageBreak/>
               <w:t>Assumptions:</w:t>
             </w:r>
           </w:p>
@@ -18816,7 +18841,6 @@
               <w:pStyle w:val="Normal1"/>
             </w:pPr>
             <w:r>
-              <w:lastRenderedPageBreak/>
               <w:t>Trigger:</w:t>
             </w:r>
           </w:p>
@@ -19363,7 +19387,6 @@
               <w:pStyle w:val="Normal1"/>
             </w:pPr>
             <w:r>
-              <w:lastRenderedPageBreak/>
               <w:t>Exceptions:</w:t>
             </w:r>
           </w:p>
@@ -19601,7 +19624,6 @@
               <w:pStyle w:val="Normal1"/>
             </w:pPr>
             <w:r>
-              <w:lastRenderedPageBreak/>
               <w:t>Assumptions:</w:t>
             </w:r>
           </w:p>
@@ -20533,7 +20555,6 @@
               <w:pStyle w:val="Normal1"/>
             </w:pPr>
             <w:r>
-              <w:lastRenderedPageBreak/>
               <w:t>Alternative Flows:</w:t>
             </w:r>
           </w:p>
@@ -20849,7 +20870,6 @@
               <w:pStyle w:val="Normal1"/>
             </w:pPr>
             <w:r>
-              <w:lastRenderedPageBreak/>
               <w:t>Priority:</w:t>
             </w:r>
           </w:p>
@@ -21636,7 +21656,6 @@
               <w:pStyle w:val="Normal1"/>
             </w:pPr>
             <w:r>
-              <w:lastRenderedPageBreak/>
               <w:t>Normal Flow:</w:t>
             </w:r>
           </w:p>
@@ -24003,7 +24022,6 @@
               <w:pStyle w:val="Normal1"/>
             </w:pPr>
             <w:r>
-              <w:lastRenderedPageBreak/>
               <w:t>Exceptions:</w:t>
             </w:r>
           </w:p>
@@ -24816,7 +24834,6 @@
               <w:pStyle w:val="Normal1"/>
             </w:pPr>
             <w:r>
-              <w:lastRenderedPageBreak/>
               <w:t>Postconditions:</w:t>
             </w:r>
           </w:p>
@@ -25294,7 +25311,6 @@
               <w:pStyle w:val="Normal1"/>
             </w:pPr>
             <w:r>
-              <w:lastRenderedPageBreak/>
               <w:t>Other Information:</w:t>
             </w:r>
           </w:p>
@@ -42397,17 +42413,8 @@
           <w:color w:val="auto"/>
           <w:szCs w:val="26"/>
         </w:rPr>
-        <w:t xml:space="preserve">git </w:t>
-      </w:r>
-      <w:proofErr w:type="gramStart"/>
-      <w:r>
-        <w:rPr>
-          <w:color w:val="auto"/>
-          <w:szCs w:val="26"/>
-        </w:rPr>
-        <w:t>add .</w:t>
-      </w:r>
-      <w:proofErr w:type="gramEnd"/>
+        <w:t>git add .</w:t>
+      </w:r>
     </w:p>
     <w:p>
       <w:pPr>
@@ -45501,7 +45508,7 @@
         </mc:Choice>
         <mc:Fallback>
           <w:pict>
-            <v:line w14:anchorId="3F7F53DB" id="Straight Connector 22" o:spid="_x0000_s1026" style="position:absolute;z-index:251672576;visibility:visible;mso-wrap-style:square;mso-width-percent:0;mso-height-percent:0;mso-wrap-distance-left:9pt;mso-wrap-distance-top:-28e-5mm;mso-wrap-distance-right:9pt;mso-wrap-distance-bottom:-28e-5mm;mso-position-horizontal:absolute;mso-position-horizontal-relative:text;mso-position-vertical:absolute;mso-position-vertical-relative:text;mso-width-percent:0;mso-height-percent:0;mso-width-relative:margin;mso-height-relative:page" from="-2.5pt,20.05pt" to="438.5pt,20.05pt" o:gfxdata="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"/>
+            <v:line w14:anchorId="073C6BEA" id="Straight Connector 22" o:spid="_x0000_s1026" style="position:absolute;z-index:251672576;visibility:visible;mso-wrap-style:square;mso-width-percent:0;mso-height-percent:0;mso-wrap-distance-left:9pt;mso-wrap-distance-top:-28e-5mm;mso-wrap-distance-right:9pt;mso-wrap-distance-bottom:-28e-5mm;mso-position-horizontal:absolute;mso-position-horizontal-relative:text;mso-position-vertical:absolute;mso-position-vertical-relative:text;mso-width-percent:0;mso-height-percent:0;mso-width-relative:margin;mso-height-relative:page" from="-2.5pt,20.05pt" to="438.5pt,20.05pt" o:gfxdata="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"/>
           </w:pict>
         </mc:Fallback>
       </mc:AlternateContent>

--- a/reports/BaoCao-BTL.docx
+++ b/reports/BaoCao-BTL.docx
@@ -9,6 +9,7 @@
         <w:jc w:val="left"/>
         <w:rPr>
           <w:color w:val="auto"/>
+          <w:lang w:val="vi-VN"/>
         </w:rPr>
       </w:pPr>
     </w:p>
@@ -169,15 +170,25 @@
                 <w:color w:val="auto"/>
                 <w:sz w:val="36"/>
               </w:rPr>
-              <w:t>ĐỀ TÀI:</w:t>
+              <w:t>BÀI</w:t>
             </w:r>
             <w:r>
               <w:rPr>
                 <w:b/>
-                <w:noProof/>
-                <w:szCs w:val="26"/>
-              </w:rPr>
-              <w:t xml:space="preserve"> </w:t>
+                <w:color w:val="auto"/>
+                <w:sz w:val="36"/>
+                <w:lang w:val="vi-VN"/>
+              </w:rPr>
+              <w:t xml:space="preserve"> TẬP </w:t>
+            </w:r>
+            <w:r>
+              <w:rPr>
+                <w:b/>
+                <w:color w:val="auto"/>
+                <w:sz w:val="36"/>
+                <w:lang w:val="vi-VN"/>
+              </w:rPr>
+              <w:t xml:space="preserve">LỚN: </w:t>
             </w:r>
             <w:r>
               <w:rPr>
@@ -303,37 +314,17 @@
               <w:jc w:val="center"/>
               <w:rPr>
                 <w:color w:val="auto"/>
-              </w:rPr>
-            </w:pPr>
-            <w:r>
-              <w:rPr>
-                <w:color w:val="auto"/>
+                <w:sz w:val="32"/>
+                <w:szCs w:val="32"/>
+              </w:rPr>
+            </w:pPr>
+            <w:r>
+              <w:rPr>
+                <w:color w:val="auto"/>
+                <w:sz w:val="32"/>
+                <w:szCs w:val="32"/>
               </w:rPr>
               <w:t xml:space="preserve"> </w:t>
-            </w:r>
-          </w:p>
-          <w:p>
-            <w:pPr>
-              <w:tabs>
-                <w:tab w:val="left" w:pos="2110"/>
-              </w:tabs>
-              <w:spacing w:after="195" w:line="259" w:lineRule="auto"/>
-              <w:ind w:left="4" w:firstLine="0"/>
-              <w:jc w:val="center"/>
-              <w:rPr>
-                <w:color w:val="auto"/>
-                <w:sz w:val="28"/>
-                <w:szCs w:val="28"/>
-              </w:rPr>
-            </w:pPr>
-            <w:r>
-              <w:rPr>
-                <w:b/>
-                <w:color w:val="auto"/>
-                <w:sz w:val="28"/>
-                <w:szCs w:val="28"/>
-              </w:rPr>
-              <w:t xml:space="preserve">BÀI TẬP LỚN </w:t>
             </w:r>
           </w:p>
           <w:p>
@@ -346,16 +337,16 @@
               <w:jc w:val="center"/>
               <w:rPr>
                 <w:color w:val="auto"/>
-                <w:sz w:val="28"/>
-                <w:szCs w:val="28"/>
+                <w:sz w:val="32"/>
+                <w:szCs w:val="32"/>
               </w:rPr>
             </w:pPr>
             <w:r>
               <w:rPr>
                 <w:b/>
                 <w:color w:val="auto"/>
-                <w:sz w:val="28"/>
-                <w:szCs w:val="28"/>
+                <w:sz w:val="32"/>
+                <w:szCs w:val="32"/>
               </w:rPr>
               <w:t>MÔN HỌC: LẬP TRÌNH MOBILE CƠ BẢN</w:t>
             </w:r>
@@ -371,8 +362,8 @@
               <w:rPr>
                 <w:b/>
                 <w:color w:val="auto"/>
-                <w:sz w:val="28"/>
-                <w:szCs w:val="28"/>
+                <w:sz w:val="30"/>
+                <w:szCs w:val="30"/>
                 <w:lang w:val="vi-VN"/>
               </w:rPr>
             </w:pPr>
@@ -380,8 +371,8 @@
               <w:rPr>
                 <w:b/>
                 <w:color w:val="auto"/>
-                <w:sz w:val="28"/>
-                <w:szCs w:val="28"/>
+                <w:sz w:val="30"/>
+                <w:szCs w:val="30"/>
               </w:rPr>
               <w:t xml:space="preserve">SINH VIÊN: </w:t>
             </w:r>
@@ -389,8 +380,8 @@
               <w:rPr>
                 <w:b/>
                 <w:color w:val="auto"/>
-                <w:sz w:val="28"/>
-                <w:szCs w:val="28"/>
+                <w:sz w:val="30"/>
+                <w:szCs w:val="30"/>
               </w:rPr>
               <w:t>CAO</w:t>
             </w:r>
@@ -398,8 +389,8 @@
               <w:rPr>
                 <w:b/>
                 <w:color w:val="auto"/>
-                <w:sz w:val="28"/>
-                <w:szCs w:val="28"/>
+                <w:sz w:val="30"/>
+                <w:szCs w:val="30"/>
                 <w:lang w:val="vi-VN"/>
               </w:rPr>
               <w:t xml:space="preserve"> DUY MẠNH</w:t>
@@ -416,8 +407,8 @@
               <w:rPr>
                 <w:b/>
                 <w:color w:val="auto"/>
-                <w:sz w:val="28"/>
-                <w:szCs w:val="28"/>
+                <w:sz w:val="30"/>
+                <w:szCs w:val="30"/>
                 <w:lang w:val="vi-VN"/>
               </w:rPr>
             </w:pPr>
@@ -425,8 +416,8 @@
               <w:rPr>
                 <w:b/>
                 <w:color w:val="auto"/>
-                <w:sz w:val="28"/>
-                <w:szCs w:val="28"/>
+                <w:sz w:val="30"/>
+                <w:szCs w:val="30"/>
               </w:rPr>
               <w:t xml:space="preserve">MÃ LỚP: </w:t>
             </w:r>
@@ -434,8 +425,8 @@
               <w:rPr>
                 <w:b/>
                 <w:color w:val="auto"/>
-                <w:sz w:val="28"/>
-                <w:szCs w:val="28"/>
+                <w:sz w:val="30"/>
+                <w:szCs w:val="30"/>
               </w:rPr>
               <w:t>12523T</w:t>
             </w:r>
@@ -443,8 +434,8 @@
               <w:rPr>
                 <w:b/>
                 <w:color w:val="auto"/>
-                <w:sz w:val="28"/>
-                <w:szCs w:val="28"/>
+                <w:sz w:val="30"/>
+                <w:szCs w:val="30"/>
                 <w:lang w:val="vi-VN"/>
               </w:rPr>
               <w:t>.1</w:t>
@@ -461,8 +452,8 @@
               <w:rPr>
                 <w:b/>
                 <w:color w:val="auto"/>
-                <w:sz w:val="28"/>
-                <w:szCs w:val="28"/>
+                <w:sz w:val="30"/>
+                <w:szCs w:val="30"/>
                 <w:lang w:val="vi-VN"/>
               </w:rPr>
             </w:pPr>
@@ -470,8 +461,8 @@
               <w:rPr>
                 <w:b/>
                 <w:color w:val="auto"/>
-                <w:sz w:val="28"/>
-                <w:szCs w:val="28"/>
+                <w:sz w:val="30"/>
+                <w:szCs w:val="30"/>
               </w:rPr>
               <w:t xml:space="preserve">MÃ SINH VIÊN: </w:t>
             </w:r>
@@ -479,8 +470,8 @@
               <w:rPr>
                 <w:b/>
                 <w:color w:val="auto"/>
-                <w:sz w:val="28"/>
-                <w:szCs w:val="28"/>
+                <w:sz w:val="30"/>
+                <w:szCs w:val="30"/>
               </w:rPr>
               <w:t>12523099</w:t>
             </w:r>
@@ -495,18 +486,46 @@
               <w:jc w:val="center"/>
               <w:rPr>
                 <w:color w:val="auto"/>
-                <w:sz w:val="28"/>
-                <w:szCs w:val="28"/>
+                <w:sz w:val="30"/>
+                <w:szCs w:val="30"/>
               </w:rPr>
             </w:pPr>
             <w:r>
               <w:rPr>
                 <w:b/>
                 <w:color w:val="auto"/>
-                <w:sz w:val="28"/>
-                <w:szCs w:val="28"/>
-              </w:rPr>
-              <w:t>GIẢNG VIÊN: BÙI ĐỨC THỌ</w:t>
+                <w:sz w:val="30"/>
+                <w:szCs w:val="30"/>
+              </w:rPr>
+              <w:t xml:space="preserve">GIẢNG VIÊN: </w:t>
+            </w:r>
+            <w:r>
+              <w:rPr>
+                <w:b/>
+                <w:color w:val="auto"/>
+                <w:sz w:val="30"/>
+                <w:szCs w:val="30"/>
+              </w:rPr>
+              <w:t>ThS</w:t>
+            </w:r>
+            <w:r>
+              <w:rPr>
+                <w:b/>
+                <w:color w:val="auto"/>
+                <w:sz w:val="30"/>
+                <w:szCs w:val="30"/>
+                <w:lang w:val="vi-VN"/>
+              </w:rPr>
+              <w:t>.</w:t>
+            </w:r>
+            <w:r>
+              <w:rPr>
+                <w:b/>
+                <w:color w:val="auto"/>
+                <w:sz w:val="30"/>
+                <w:szCs w:val="30"/>
+              </w:rPr>
+              <w:t>BÙI ĐỨC THỌ</w:t>
             </w:r>
           </w:p>
           <w:p>
@@ -534,6 +553,7 @@
               <w:rPr>
                 <w:b/>
                 <w:color w:val="auto"/>
+                <w:lang w:val="vi-VN"/>
               </w:rPr>
             </w:pPr>
           </w:p>
@@ -543,19 +563,12 @@
                 <w:tab w:val="left" w:pos="2110"/>
               </w:tabs>
               <w:spacing w:after="124" w:line="259" w:lineRule="auto"/>
-              <w:ind w:left="68" w:firstLine="0"/>
-              <w:jc w:val="center"/>
-              <w:rPr>
-                <w:color w:val="auto"/>
-              </w:rPr>
-            </w:pPr>
-            <w:r>
-              <w:rPr>
-                <w:b/>
-                <w:color w:val="auto"/>
-              </w:rPr>
-              <w:t xml:space="preserve"> </w:t>
-            </w:r>
+              <w:ind w:left="0" w:firstLine="0"/>
+              <w:rPr>
+                <w:color w:val="auto"/>
+                <w:lang w:val="vi-VN"/>
+              </w:rPr>
+            </w:pPr>
           </w:p>
           <w:p>
             <w:pPr>
@@ -10142,8 +10155,8 @@
     <w:p>
       <w:pPr>
         <w:pStyle w:val="NormalWeb"/>
-        <w:spacing w:before="0" w:beforeAutospacing="0" w:after="0" w:afterAutospacing="0" w:line="360" w:lineRule="auto"/>
-        <w:ind w:firstLine="270"/>
+        <w:spacing w:before="0" w:beforeAutospacing="0" w:after="240" w:afterAutospacing="0" w:line="360" w:lineRule="auto"/>
+        <w:ind w:firstLine="360"/>
         <w:jc w:val="both"/>
         <w:rPr>
           <w:sz w:val="26"/>
@@ -10159,64 +10172,40 @@
         <w:rPr>
           <w:sz w:val="26"/>
           <w:szCs w:val="26"/>
-          <w:lang w:val="vi-VN"/>
-        </w:rPr>
-        <w:t xml:space="preserve">+ </w:t>
-      </w:r>
-      <w:r>
+        </w:rPr>
+        <w:t>Trong thời đại công nghệ số hiện nay, điện thoại thông minh đã trở thành thiết bị phổ biến và được sử dụng rộng rãi trong học tập, làm việc và giải trí. Đặc biệt, các ứng dụng trên nền tảng Android ngày càng phát triển mạnh mẽ, mang lại nhiều tiện ích cho người dùng. Trong lĩnh vực giáo dục, việc ứng dụng công nghệ thông tin vào quá trình kiểm tra và đánh giá kiến thức đang được quan tâm và triển khai rộng rãi.</w:t>
+      </w:r>
+    </w:p>
+    <w:p>
+      <w:pPr>
+        <w:pStyle w:val="NormalWeb"/>
+        <w:spacing w:before="0" w:beforeAutospacing="0" w:after="240" w:afterAutospacing="0" w:line="360" w:lineRule="auto"/>
+        <w:ind w:firstLine="360"/>
+        <w:jc w:val="both"/>
         <w:rPr>
           <w:sz w:val="26"/>
           <w:szCs w:val="26"/>
         </w:rPr>
-        <w:t>Trong thời đại công nghệ số hiện nay, điện thoại thông minh đã trở thành thiết bị phổ biến và được sử dụng rộng rãi trong học tập, làm việc và giải trí. Đặc biệt, các ứng dụng trên nền tảng Android ngày càng phát triển mạnh mẽ, mang lại nhiều tiện ích cho người dùng. Trong lĩnh vực giáo dục, việc ứng dụng công nghệ thông tin vào quá trình kiểm tra và đánh giá kiến thức đang được quan tâm và triển khai rộng rãi.</w:t>
-      </w:r>
-    </w:p>
-    <w:p>
-      <w:pPr>
-        <w:pStyle w:val="NormalWeb"/>
-        <w:spacing w:before="0" w:beforeAutospacing="0" w:after="0" w:afterAutospacing="0" w:line="360" w:lineRule="auto"/>
-        <w:ind w:firstLine="270"/>
-        <w:jc w:val="both"/>
+      </w:pPr>
+      <w:r>
         <w:rPr>
           <w:sz w:val="26"/>
           <w:szCs w:val="26"/>
         </w:rPr>
-      </w:pPr>
-      <w:r>
+        <w:t>Hình thức thi trắc nghiệm là một phương pháp đánh giá hiệu quả, giúp kiểm tra kiến thức của người học một cách nhanh chóng, khách quan và chính xác. Tuy nhiên, việc tổ chức thi theo phương pháp truyền thống trên giấy thường tốn nhiều thời gian trong khâu chấm điểm, tổng hợp kết quả và quản lý dữ liệu.</w:t>
+      </w:r>
+    </w:p>
+    <w:p>
+      <w:pPr>
+        <w:pStyle w:val="NormalWeb"/>
+        <w:spacing w:before="0" w:beforeAutospacing="0" w:after="240" w:afterAutospacing="0" w:line="360" w:lineRule="auto"/>
+        <w:ind w:firstLine="360"/>
+        <w:jc w:val="both"/>
         <w:rPr>
           <w:sz w:val="26"/>
           <w:szCs w:val="26"/>
-          <w:lang w:val="vi-VN"/>
-        </w:rPr>
-        <w:t xml:space="preserve">+ </w:t>
-      </w:r>
-      <w:r>
-        <w:rPr>
-          <w:sz w:val="26"/>
-          <w:szCs w:val="26"/>
-        </w:rPr>
-        <w:t>Hình thức thi trắc nghiệm là một phương pháp đánh giá hiệu quả, giúp kiểm tra kiến thức của người học một cách nhanh chóng, khách quan và chính xác. Tuy nhiên, việc tổ chức thi theo phương pháp truyền thống trên giấy thường tốn nhiều thời gian trong khâu chấm điểm, tổng hợp kết quả và quản lý dữ liệu.</w:t>
-      </w:r>
-    </w:p>
-    <w:p>
-      <w:pPr>
-        <w:pStyle w:val="NormalWeb"/>
-        <w:spacing w:before="0" w:beforeAutospacing="0" w:after="0" w:afterAutospacing="0" w:line="360" w:lineRule="auto"/>
-        <w:ind w:firstLine="270"/>
-        <w:jc w:val="both"/>
-        <w:rPr>
-          <w:sz w:val="26"/>
-          <w:szCs w:val="26"/>
-        </w:rPr>
-      </w:pPr>
-      <w:r>
-        <w:rPr>
-          <w:sz w:val="26"/>
-          <w:szCs w:val="26"/>
-          <w:lang w:val="vi-VN"/>
-        </w:rPr>
-        <w:t xml:space="preserve">+ </w:t>
-      </w:r>
+        </w:rPr>
+      </w:pPr>
       <w:r>
         <w:rPr>
           <w:sz w:val="26"/>
@@ -10243,8 +10232,8 @@
     <w:p>
       <w:pPr>
         <w:pStyle w:val="NormalWeb"/>
-        <w:spacing w:before="0" w:beforeAutospacing="0" w:after="0" w:afterAutospacing="0" w:line="360" w:lineRule="auto"/>
-        <w:ind w:firstLine="270"/>
+        <w:spacing w:before="0" w:beforeAutospacing="0" w:after="240" w:afterAutospacing="0" w:line="360" w:lineRule="auto"/>
+        <w:ind w:firstLine="360"/>
         <w:jc w:val="both"/>
         <w:rPr>
           <w:sz w:val="26"/>
@@ -10255,37 +10244,21 @@
         <w:rPr>
           <w:sz w:val="26"/>
           <w:szCs w:val="26"/>
-          <w:lang w:val="vi-VN"/>
-        </w:rPr>
-        <w:t xml:space="preserve">+ </w:t>
-      </w:r>
-      <w:r>
+        </w:rPr>
+        <w:t>Bên cạnh đó, việc thực hiện đề tài còn giúp người học vận dụng các kiến thức đã học về lập trình Android như thiết kế giao diện bằng XML, xử lý sự kiện bằng Kotlin, quản lý dữ liệu và xây dựng một ứng dụng hoàn chỉnh. Đây là cơ hội để nâng cao kỹ năng lập trình, khả năng phân tích thiết kế hệ thống và tích lũy kinh nghiệm trong quá trình phát triển ứng dụng di động.</w:t>
+      </w:r>
+    </w:p>
+    <w:p>
+      <w:pPr>
+        <w:pStyle w:val="NormalWeb"/>
+        <w:spacing w:before="0" w:beforeAutospacing="0" w:after="0" w:afterAutospacing="0" w:line="360" w:lineRule="auto"/>
+        <w:ind w:firstLine="360"/>
+        <w:jc w:val="both"/>
         <w:rPr>
           <w:sz w:val="26"/>
           <w:szCs w:val="26"/>
         </w:rPr>
-        <w:t>Bên cạnh đó, việc thực hiện đề tài còn giúp người học vận dụng các kiến thức đã học về lập trình Android như thiết kế giao diện bằng XML, xử lý sự kiện bằng Kotlin, quản lý dữ liệu và xây dựng một ứng dụng hoàn chỉnh. Đây là cơ hội để nâng cao kỹ năng lập trình, khả năng phân tích thiết kế hệ thống và tích lũy kinh nghiệm trong quá trình phát triển ứng dụng di động.</w:t>
-      </w:r>
-    </w:p>
-    <w:p>
-      <w:pPr>
-        <w:pStyle w:val="NormalWeb"/>
-        <w:spacing w:before="0" w:beforeAutospacing="0" w:after="0" w:afterAutospacing="0" w:line="360" w:lineRule="auto"/>
-        <w:ind w:firstLine="270"/>
-        <w:jc w:val="both"/>
-        <w:rPr>
-          <w:sz w:val="26"/>
-          <w:szCs w:val="26"/>
-        </w:rPr>
-      </w:pPr>
-      <w:r>
-        <w:rPr>
-          <w:sz w:val="26"/>
-          <w:szCs w:val="26"/>
-          <w:lang w:val="vi-VN"/>
-        </w:rPr>
-        <w:t xml:space="preserve">+ </w:t>
-      </w:r>
+      </w:pPr>
       <w:r>
         <w:rPr>
           <w:sz w:val="26"/>
@@ -10333,6 +10306,7 @@
           <w:bCs w:val="0"/>
           <w:lang w:val="en-US"/>
         </w:rPr>
+        <w:lastRenderedPageBreak/>
         <w:t>Mục tiêu của đề tài</w:t>
       </w:r>
       <w:bookmarkStart w:id="29" w:name="_Toc49892790"/>
@@ -10391,7 +10365,6 @@
         <w:rPr>
           <w:lang w:val="vi-VN"/>
         </w:rPr>
-        <w:lastRenderedPageBreak/>
         <w:t xml:space="preserve">+ </w:t>
       </w:r>
       <w:r>
@@ -10743,6 +10716,7 @@
         <w:ind w:left="180" w:firstLine="270"/>
       </w:pPr>
       <w:r>
+        <w:lastRenderedPageBreak/>
         <w:t xml:space="preserve">Thiết kế giao diện người dùng bằng XML. </w:t>
       </w:r>
     </w:p>
@@ -10771,7 +10745,6 @@
         <w:ind w:left="180" w:firstLine="270"/>
       </w:pPr>
       <w:r>
-        <w:lastRenderedPageBreak/>
         <w:t xml:space="preserve">Quản lý dữ liệu câu hỏi và đáp án trắc nghiệm. </w:t>
       </w:r>
     </w:p>
@@ -10984,7 +10957,7 @@
     <w:p>
       <w:pPr>
         <w:pStyle w:val="Nidung"/>
-        <w:ind w:firstLine="270"/>
+        <w:ind w:firstLine="360"/>
         <w:rPr>
           <w:lang w:eastAsia="zh-CN"/>
         </w:rPr>
@@ -11171,6 +11144,7 @@
         <w:rPr>
           <w:lang w:eastAsia="zh-CN"/>
         </w:rPr>
+        <w:lastRenderedPageBreak/>
         <w:t xml:space="preserve">Thiết kế giao diện người dùng trên Android. </w:t>
       </w:r>
     </w:p>
@@ -11193,7 +11167,6 @@
         <w:rPr>
           <w:lang w:eastAsia="zh-CN"/>
         </w:rPr>
-        <w:lastRenderedPageBreak/>
         <w:t xml:space="preserve">Thiết kế luồng xử lý bài thi và tính điểm. </w:t>
       </w:r>
     </w:p>
@@ -11667,6 +11640,7 @@
           <w:szCs w:val="26"/>
           <w:lang w:val="vi-VN" w:eastAsia="zh-CN"/>
         </w:rPr>
+        <w:lastRenderedPageBreak/>
         <w:t xml:space="preserve">+ </w:t>
       </w:r>
       <w:r>
@@ -11700,7 +11674,6 @@
           <w:szCs w:val="26"/>
           <w:lang w:eastAsia="zh-CN"/>
         </w:rPr>
-        <w:lastRenderedPageBreak/>
         <w:t xml:space="preserve">Xác định các tác nhân tham gia hệ thống. </w:t>
       </w:r>
     </w:p>
@@ -13344,6 +13317,54 @@
           <w:szCs w:val="24"/>
         </w:rPr>
         <w:instrText xml:space="preserve">INCLUDEPICTURE \d "https://encrypted-tbn0.gstatic.com/images?q=tbn:ANd9GcSfIPHbuR4XoQMpsABG0vFG1XctdWghfwvClSXUQA_Ymw&amp;s=10" \* MERGEFORMATINET </w:instrText>
+      </w:r>
+      <w:r>
+        <w:rPr>
+          <w:rFonts w:ascii="SimSun" w:eastAsia="SimSun" w:hAnsi="SimSun" w:cs="SimSun"/>
+          <w:sz w:val="24"/>
+          <w:szCs w:val="24"/>
+        </w:rPr>
+        <w:fldChar w:fldCharType="separate"/>
+      </w:r>
+      <w:r>
+        <w:rPr>
+          <w:rFonts w:ascii="SimSun" w:eastAsia="SimSun" w:hAnsi="SimSun" w:cs="SimSun"/>
+          <w:sz w:val="24"/>
+          <w:szCs w:val="24"/>
+        </w:rPr>
+        <w:fldChar w:fldCharType="begin"/>
+      </w:r>
+      <w:r>
+        <w:rPr>
+          <w:rFonts w:ascii="SimSun" w:eastAsia="SimSun" w:hAnsi="SimSun" w:cs="SimSun"/>
+          <w:sz w:val="24"/>
+          <w:szCs w:val="24"/>
+        </w:rPr>
+        <w:instrText xml:space="preserve"> INCLUDEPICTURE  "https://encrypted-tbn0.gstatic.com/images?q=tbn:ANd9GcSfIPHbuR4XoQMpsABG0vFG1XctdWghfwvClSXUQA_Ymw&amp;s=10" \* MERGEFORMATINET </w:instrText>
+      </w:r>
+      <w:r>
+        <w:rPr>
+          <w:rFonts w:ascii="SimSun" w:eastAsia="SimSun" w:hAnsi="SimSun" w:cs="SimSun"/>
+          <w:sz w:val="24"/>
+          <w:szCs w:val="24"/>
+        </w:rPr>
+        <w:fldChar w:fldCharType="separate"/>
+      </w:r>
+      <w:r>
+        <w:rPr>
+          <w:rFonts w:ascii="SimSun" w:eastAsia="SimSun" w:hAnsi="SimSun" w:cs="SimSun"/>
+          <w:sz w:val="24"/>
+          <w:szCs w:val="24"/>
+        </w:rPr>
+        <w:fldChar w:fldCharType="begin"/>
+      </w:r>
+      <w:r>
+        <w:rPr>
+          <w:rFonts w:ascii="SimSun" w:eastAsia="SimSun" w:hAnsi="SimSun" w:cs="SimSun"/>
+          <w:sz w:val="24"/>
+          <w:szCs w:val="24"/>
+        </w:rPr>
+        <w:instrText xml:space="preserve"> INCLUDEPICTURE  "https://encrypted-tbn0.gstatic.com/images?q=tbn:ANd9GcSfIPHbuR4XoQMpsABG0vFG1XctdWghfwvClSXUQA_Ymw&amp;s=10" \* MERGEFORMATINET </w:instrText>
       </w:r>
       <w:r>
         <w:rPr>
@@ -13431,6 +13452,22 @@
             <v:imagedata r:id="rId14" r:href="rId15"/>
           </v:shape>
         </w:pict>
+      </w:r>
+      <w:r>
+        <w:rPr>
+          <w:rFonts w:ascii="SimSun" w:eastAsia="SimSun" w:hAnsi="SimSun" w:cs="SimSun"/>
+          <w:sz w:val="24"/>
+          <w:szCs w:val="24"/>
+        </w:rPr>
+        <w:fldChar w:fldCharType="end"/>
+      </w:r>
+      <w:r>
+        <w:rPr>
+          <w:rFonts w:ascii="SimSun" w:eastAsia="SimSun" w:hAnsi="SimSun" w:cs="SimSun"/>
+          <w:sz w:val="24"/>
+          <w:szCs w:val="24"/>
+        </w:rPr>
+        <w:fldChar w:fldCharType="end"/>
       </w:r>
       <w:r>
         <w:rPr>
@@ -17960,6 +17997,7 @@
               <w:pStyle w:val="Normal1"/>
             </w:pPr>
             <w:r>
+              <w:lastRenderedPageBreak/>
               <w:t>Alternative Flows:</w:t>
             </w:r>
           </w:p>
@@ -18400,6 +18438,7 @@
               <w:pStyle w:val="Normal1"/>
             </w:pPr>
             <w:r>
+              <w:lastRenderedPageBreak/>
               <w:t>Assumptions:</w:t>
             </w:r>
           </w:p>
@@ -18841,6 +18880,7 @@
               <w:pStyle w:val="Normal1"/>
             </w:pPr>
             <w:r>
+              <w:lastRenderedPageBreak/>
               <w:t>Trigger:</w:t>
             </w:r>
           </w:p>
@@ -19387,6 +19427,7 @@
               <w:pStyle w:val="Normal1"/>
             </w:pPr>
             <w:r>
+              <w:lastRenderedPageBreak/>
               <w:t>Exceptions:</w:t>
             </w:r>
           </w:p>
@@ -19624,6 +19665,7 @@
               <w:pStyle w:val="Normal1"/>
             </w:pPr>
             <w:r>
+              <w:lastRenderedPageBreak/>
               <w:t>Assumptions:</w:t>
             </w:r>
           </w:p>
@@ -20555,6 +20597,7 @@
               <w:pStyle w:val="Normal1"/>
             </w:pPr>
             <w:r>
+              <w:lastRenderedPageBreak/>
               <w:t>Alternative Flows:</w:t>
             </w:r>
           </w:p>
@@ -20870,6 +20913,7 @@
               <w:pStyle w:val="Normal1"/>
             </w:pPr>
             <w:r>
+              <w:lastRenderedPageBreak/>
               <w:t>Priority:</w:t>
             </w:r>
           </w:p>
@@ -21656,6 +21700,7 @@
               <w:pStyle w:val="Normal1"/>
             </w:pPr>
             <w:r>
+              <w:lastRenderedPageBreak/>
               <w:t>Normal Flow:</w:t>
             </w:r>
           </w:p>
@@ -24022,6 +24067,7 @@
               <w:pStyle w:val="Normal1"/>
             </w:pPr>
             <w:r>
+              <w:lastRenderedPageBreak/>
               <w:t>Exceptions:</w:t>
             </w:r>
           </w:p>
@@ -24834,6 +24880,7 @@
               <w:pStyle w:val="Normal1"/>
             </w:pPr>
             <w:r>
+              <w:lastRenderedPageBreak/>
               <w:t>Postconditions:</w:t>
             </w:r>
           </w:p>
@@ -25311,6 +25358,7 @@
               <w:pStyle w:val="Normal1"/>
             </w:pPr>
             <w:r>
+              <w:lastRenderedPageBreak/>
               <w:t>Other Information:</w:t>
             </w:r>
           </w:p>
@@ -37607,7 +37655,11 @@
           <w:ilvl w:val="0"/>
           <w:numId w:val="65"/>
         </w:numPr>
+        <w:tabs>
+          <w:tab w:val="clear" w:pos="720"/>
+        </w:tabs>
         <w:spacing w:after="0" w:line="360" w:lineRule="auto"/>
+        <w:ind w:left="540"/>
       </w:pPr>
       <w:r>
         <w:t>Quản trị viên truy cập được các chức năng quản lý của hệ thống.</w:t>
@@ -43667,7 +43719,21 @@
           <w:b/>
           <w:bCs/>
         </w:rPr>
-        <w:t>"Xây dựng ứng dụng trắc nghiệm trực tuyến trên nền tảng Android"</w:t>
+        <w:t>"</w:t>
+      </w:r>
+      <w:r>
+        <w:rPr>
+          <w:b/>
+          <w:bCs/>
+        </w:rPr>
+        <w:t>Xây dựng ứng dụng thi trắc nghiệm android cơ bản</w:t>
+      </w:r>
+      <w:r>
+        <w:rPr>
+          <w:b/>
+          <w:bCs/>
+        </w:rPr>
+        <w:t>"</w:t>
       </w:r>
       <w:r>
         <w:t xml:space="preserve"> đã hoàn thành các mục tiêu đề ra ban đầu.</w:t>
@@ -45452,7 +45518,7 @@
       <mc:AlternateContent>
         <mc:Choice Requires="wps">
           <w:drawing>
-            <wp:anchor distT="4294967286" distB="4294967286" distL="114300" distR="114300" simplePos="0" relativeHeight="251672576" behindDoc="0" locked="0" layoutInCell="1" allowOverlap="1" wp14:anchorId="3A2E71CC" wp14:editId="22D07847">
+            <wp:anchor distT="4294967286" distB="4294967286" distL="114300" distR="114300" simplePos="0" relativeHeight="251658752" behindDoc="0" locked="0" layoutInCell="1" allowOverlap="1" wp14:anchorId="3A2E71CC" wp14:editId="22D07847">
               <wp:simplePos x="0" y="0"/>
               <wp:positionH relativeFrom="column">
                 <wp:posOffset>-31750</wp:posOffset>
@@ -45508,7 +45574,7 @@
         </mc:Choice>
         <mc:Fallback>
           <w:pict>
-            <v:line w14:anchorId="073C6BEA" id="Straight Connector 22" o:spid="_x0000_s1026" style="position:absolute;z-index:251672576;visibility:visible;mso-wrap-style:square;mso-width-percent:0;mso-height-percent:0;mso-wrap-distance-left:9pt;mso-wrap-distance-top:-28e-5mm;mso-wrap-distance-right:9pt;mso-wrap-distance-bottom:-28e-5mm;mso-position-horizontal:absolute;mso-position-horizontal-relative:text;mso-position-vertical:absolute;mso-position-vertical-relative:text;mso-width-percent:0;mso-height-percent:0;mso-width-relative:margin;mso-height-relative:page" from="-2.5pt,20.05pt" to="438.5pt,20.05pt" o:gfxdata="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"/>
+            <v:line w14:anchorId="2AD19CD5" id="Straight Connector 22" o:spid="_x0000_s1026" style="position:absolute;z-index:251658752;visibility:visible;mso-wrap-style:square;mso-width-percent:0;mso-height-percent:0;mso-wrap-distance-left:9pt;mso-wrap-distance-top:-28e-5mm;mso-wrap-distance-right:9pt;mso-wrap-distance-bottom:-28e-5mm;mso-position-horizontal:absolute;mso-position-horizontal-relative:text;mso-position-vertical:absolute;mso-position-vertical-relative:text;mso-width-percent:0;mso-height-percent:0;mso-width-relative:margin;mso-height-relative:page" from="-2.5pt,20.05pt" to="438.5pt,20.05pt" o:gfxdata="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"/>
           </w:pict>
         </mc:Fallback>
       </mc:AlternateContent>
@@ -45532,13 +45598,16 @@
       <w:rPr>
         <w:lang w:val="vi-VN"/>
       </w:rPr>
-      <w:t>Xây dựng ứng dụng thi trắc nghiệm Mobile cơ bản</w:t>
+      <w:t>Xây dựng ứng dụng thi trắc nghiệm android cơ bản</w:t>
     </w:r>
   </w:p>
   <w:p>
     <w:pPr>
       <w:pStyle w:val="Header"/>
       <w:ind w:left="0" w:firstLine="0"/>
+      <w:rPr>
+        <w:lang w:val="vi-VN"/>
+      </w:rPr>
     </w:pPr>
   </w:p>
 </w:hdr>
@@ -48630,6 +48699,119 @@
     </w:lvl>
   </w:abstractNum>
   <w:abstractNum w:abstractNumId="25" w15:restartNumberingAfterBreak="0">
+    <w:nsid w:val="2AF70752"/>
+    <w:multiLevelType w:val="hybridMultilevel"/>
+    <w:tmpl w:val="24345A28"/>
+    <w:lvl w:ilvl="0" w:tplc="04090001">
+      <w:start w:val="1"/>
+      <w:numFmt w:val="bullet"/>
+      <w:lvlText w:val=""/>
+      <w:lvlJc w:val="left"/>
+      <w:pPr>
+        <w:ind w:left="990" w:hanging="360"/>
+      </w:pPr>
+      <w:rPr>
+        <w:rFonts w:ascii="Symbol" w:hAnsi="Symbol" w:hint="default"/>
+      </w:rPr>
+    </w:lvl>
+    <w:lvl w:ilvl="1" w:tplc="04090003" w:tentative="1">
+      <w:start w:val="1"/>
+      <w:numFmt w:val="bullet"/>
+      <w:lvlText w:val="o"/>
+      <w:lvlJc w:val="left"/>
+      <w:pPr>
+        <w:ind w:left="1710" w:hanging="360"/>
+      </w:pPr>
+      <w:rPr>
+        <w:rFonts w:ascii="Courier New" w:hAnsi="Courier New" w:cs="Courier New" w:hint="default"/>
+      </w:rPr>
+    </w:lvl>
+    <w:lvl w:ilvl="2" w:tplc="04090005" w:tentative="1">
+      <w:start w:val="1"/>
+      <w:numFmt w:val="bullet"/>
+      <w:lvlText w:val=""/>
+      <w:lvlJc w:val="left"/>
+      <w:pPr>
+        <w:ind w:left="2430" w:hanging="360"/>
+      </w:pPr>
+      <w:rPr>
+        <w:rFonts w:ascii="Wingdings" w:hAnsi="Wingdings" w:hint="default"/>
+      </w:rPr>
+    </w:lvl>
+    <w:lvl w:ilvl="3" w:tplc="04090001" w:tentative="1">
+      <w:start w:val="1"/>
+      <w:numFmt w:val="bullet"/>
+      <w:lvlText w:val=""/>
+      <w:lvlJc w:val="left"/>
+      <w:pPr>
+        <w:ind w:left="3150" w:hanging="360"/>
+      </w:pPr>
+      <w:rPr>
+        <w:rFonts w:ascii="Symbol" w:hAnsi="Symbol" w:hint="default"/>
+      </w:rPr>
+    </w:lvl>
+    <w:lvl w:ilvl="4" w:tplc="04090003" w:tentative="1">
+      <w:start w:val="1"/>
+      <w:numFmt w:val="bullet"/>
+      <w:lvlText w:val="o"/>
+      <w:lvlJc w:val="left"/>
+      <w:pPr>
+        <w:ind w:left="3870" w:hanging="360"/>
+      </w:pPr>
+      <w:rPr>
+        <w:rFonts w:ascii="Courier New" w:hAnsi="Courier New" w:cs="Courier New" w:hint="default"/>
+      </w:rPr>
+    </w:lvl>
+    <w:lvl w:ilvl="5" w:tplc="04090005" w:tentative="1">
+      <w:start w:val="1"/>
+      <w:numFmt w:val="bullet"/>
+      <w:lvlText w:val=""/>
+      <w:lvlJc w:val="left"/>
+      <w:pPr>
+        <w:ind w:left="4590" w:hanging="360"/>
+      </w:pPr>
+      <w:rPr>
+        <w:rFonts w:ascii="Wingdings" w:hAnsi="Wingdings" w:hint="default"/>
+      </w:rPr>
+    </w:lvl>
+    <w:lvl w:ilvl="6" w:tplc="04090001" w:tentative="1">
+      <w:start w:val="1"/>
+      <w:numFmt w:val="bullet"/>
+      <w:lvlText w:val=""/>
+      <w:lvlJc w:val="left"/>
+      <w:pPr>
+        <w:ind w:left="5310" w:hanging="360"/>
+      </w:pPr>
+      <w:rPr>
+        <w:rFonts w:ascii="Symbol" w:hAnsi="Symbol" w:hint="default"/>
+      </w:rPr>
+    </w:lvl>
+    <w:lvl w:ilvl="7" w:tplc="04090003" w:tentative="1">
+      <w:start w:val="1"/>
+      <w:numFmt w:val="bullet"/>
+      <w:lvlText w:val="o"/>
+      <w:lvlJc w:val="left"/>
+      <w:pPr>
+        <w:ind w:left="6030" w:hanging="360"/>
+      </w:pPr>
+      <w:rPr>
+        <w:rFonts w:ascii="Courier New" w:hAnsi="Courier New" w:cs="Courier New" w:hint="default"/>
+      </w:rPr>
+    </w:lvl>
+    <w:lvl w:ilvl="8" w:tplc="04090005" w:tentative="1">
+      <w:start w:val="1"/>
+      <w:numFmt w:val="bullet"/>
+      <w:lvlText w:val=""/>
+      <w:lvlJc w:val="left"/>
+      <w:pPr>
+        <w:ind w:left="6750" w:hanging="360"/>
+      </w:pPr>
+      <w:rPr>
+        <w:rFonts w:ascii="Wingdings" w:hAnsi="Wingdings" w:hint="default"/>
+      </w:rPr>
+    </w:lvl>
+  </w:abstractNum>
+  <w:abstractNum w:abstractNumId="26" w15:restartNumberingAfterBreak="0">
     <w:nsid w:val="30492273"/>
     <w:multiLevelType w:val="multilevel"/>
     <w:tmpl w:val="255EE12C"/>
@@ -48742,7 +48924,7 @@
       </w:rPr>
     </w:lvl>
   </w:abstractNum>
-  <w:abstractNum w:abstractNumId="26" w15:restartNumberingAfterBreak="0">
+  <w:abstractNum w:abstractNumId="27" w15:restartNumberingAfterBreak="0">
     <w:nsid w:val="328678FF"/>
     <w:multiLevelType w:val="hybridMultilevel"/>
     <w:tmpl w:val="9CC6E836"/>
@@ -48855,7 +49037,120 @@
       </w:rPr>
     </w:lvl>
   </w:abstractNum>
-  <w:abstractNum w:abstractNumId="27" w15:restartNumberingAfterBreak="0">
+  <w:abstractNum w:abstractNumId="28" w15:restartNumberingAfterBreak="0">
+    <w:nsid w:val="34F676D6"/>
+    <w:multiLevelType w:val="hybridMultilevel"/>
+    <w:tmpl w:val="6F708FE8"/>
+    <w:lvl w:ilvl="0" w:tplc="D6B202DC">
+      <w:start w:val="1"/>
+      <w:numFmt w:val="bullet"/>
+      <w:lvlText w:val="-"/>
+      <w:lvlJc w:val="left"/>
+      <w:pPr>
+        <w:ind w:left="990" w:hanging="360"/>
+      </w:pPr>
+      <w:rPr>
+        <w:rFonts w:ascii="Walbaum Heading" w:hAnsi="Walbaum Heading" w:hint="default"/>
+      </w:rPr>
+    </w:lvl>
+    <w:lvl w:ilvl="1" w:tplc="FFFFFFFF" w:tentative="1">
+      <w:start w:val="1"/>
+      <w:numFmt w:val="bullet"/>
+      <w:lvlText w:val="o"/>
+      <w:lvlJc w:val="left"/>
+      <w:pPr>
+        <w:ind w:left="1710" w:hanging="360"/>
+      </w:pPr>
+      <w:rPr>
+        <w:rFonts w:ascii="Courier New" w:hAnsi="Courier New" w:cs="Courier New" w:hint="default"/>
+      </w:rPr>
+    </w:lvl>
+    <w:lvl w:ilvl="2" w:tplc="FFFFFFFF" w:tentative="1">
+      <w:start w:val="1"/>
+      <w:numFmt w:val="bullet"/>
+      <w:lvlText w:val=""/>
+      <w:lvlJc w:val="left"/>
+      <w:pPr>
+        <w:ind w:left="2430" w:hanging="360"/>
+      </w:pPr>
+      <w:rPr>
+        <w:rFonts w:ascii="Wingdings" w:hAnsi="Wingdings" w:hint="default"/>
+      </w:rPr>
+    </w:lvl>
+    <w:lvl w:ilvl="3" w:tplc="FFFFFFFF" w:tentative="1">
+      <w:start w:val="1"/>
+      <w:numFmt w:val="bullet"/>
+      <w:lvlText w:val=""/>
+      <w:lvlJc w:val="left"/>
+      <w:pPr>
+        <w:ind w:left="3150" w:hanging="360"/>
+      </w:pPr>
+      <w:rPr>
+        <w:rFonts w:ascii="Symbol" w:hAnsi="Symbol" w:hint="default"/>
+      </w:rPr>
+    </w:lvl>
+    <w:lvl w:ilvl="4" w:tplc="FFFFFFFF" w:tentative="1">
+      <w:start w:val="1"/>
+      <w:numFmt w:val="bullet"/>
+      <w:lvlText w:val="o"/>
+      <w:lvlJc w:val="left"/>
+      <w:pPr>
+        <w:ind w:left="3870" w:hanging="360"/>
+      </w:pPr>
+      <w:rPr>
+        <w:rFonts w:ascii="Courier New" w:hAnsi="Courier New" w:cs="Courier New" w:hint="default"/>
+      </w:rPr>
+    </w:lvl>
+    <w:lvl w:ilvl="5" w:tplc="FFFFFFFF" w:tentative="1">
+      <w:start w:val="1"/>
+      <w:numFmt w:val="bullet"/>
+      <w:lvlText w:val=""/>
+      <w:lvlJc w:val="left"/>
+      <w:pPr>
+        <w:ind w:left="4590" w:hanging="360"/>
+      </w:pPr>
+      <w:rPr>
+        <w:rFonts w:ascii="Wingdings" w:hAnsi="Wingdings" w:hint="default"/>
+      </w:rPr>
+    </w:lvl>
+    <w:lvl w:ilvl="6" w:tplc="FFFFFFFF" w:tentative="1">
+      <w:start w:val="1"/>
+      <w:numFmt w:val="bullet"/>
+      <w:lvlText w:val=""/>
+      <w:lvlJc w:val="left"/>
+      <w:pPr>
+        <w:ind w:left="5310" w:hanging="360"/>
+      </w:pPr>
+      <w:rPr>
+        <w:rFonts w:ascii="Symbol" w:hAnsi="Symbol" w:hint="default"/>
+      </w:rPr>
+    </w:lvl>
+    <w:lvl w:ilvl="7" w:tplc="FFFFFFFF" w:tentative="1">
+      <w:start w:val="1"/>
+      <w:numFmt w:val="bullet"/>
+      <w:lvlText w:val="o"/>
+      <w:lvlJc w:val="left"/>
+      <w:pPr>
+        <w:ind w:left="6030" w:hanging="360"/>
+      </w:pPr>
+      <w:rPr>
+        <w:rFonts w:ascii="Courier New" w:hAnsi="Courier New" w:cs="Courier New" w:hint="default"/>
+      </w:rPr>
+    </w:lvl>
+    <w:lvl w:ilvl="8" w:tplc="FFFFFFFF" w:tentative="1">
+      <w:start w:val="1"/>
+      <w:numFmt w:val="bullet"/>
+      <w:lvlText w:val=""/>
+      <w:lvlJc w:val="left"/>
+      <w:pPr>
+        <w:ind w:left="6750" w:hanging="360"/>
+      </w:pPr>
+      <w:rPr>
+        <w:rFonts w:ascii="Wingdings" w:hAnsi="Wingdings" w:hint="default"/>
+      </w:rPr>
+    </w:lvl>
+  </w:abstractNum>
+  <w:abstractNum w:abstractNumId="29" w15:restartNumberingAfterBreak="0">
     <w:nsid w:val="35E01A33"/>
     <w:multiLevelType w:val="multilevel"/>
     <w:tmpl w:val="6E5AE4CE"/>
@@ -48968,7 +49263,7 @@
       </w:rPr>
     </w:lvl>
   </w:abstractNum>
-  <w:abstractNum w:abstractNumId="28" w15:restartNumberingAfterBreak="0">
+  <w:abstractNum w:abstractNumId="30" w15:restartNumberingAfterBreak="0">
     <w:nsid w:val="36A34BE5"/>
     <w:multiLevelType w:val="hybridMultilevel"/>
     <w:tmpl w:val="7F72DA4A"/>
@@ -49058,7 +49353,7 @@
       </w:pPr>
     </w:lvl>
   </w:abstractNum>
-  <w:abstractNum w:abstractNumId="29" w15:restartNumberingAfterBreak="0">
+  <w:abstractNum w:abstractNumId="31" w15:restartNumberingAfterBreak="0">
     <w:nsid w:val="36AB0278"/>
     <w:multiLevelType w:val="multilevel"/>
     <w:tmpl w:val="E0607120"/>
@@ -49175,7 +49470,7 @@
       </w:rPr>
     </w:lvl>
   </w:abstractNum>
-  <w:abstractNum w:abstractNumId="30" w15:restartNumberingAfterBreak="0">
+  <w:abstractNum w:abstractNumId="32" w15:restartNumberingAfterBreak="0">
     <w:nsid w:val="38A3144D"/>
     <w:multiLevelType w:val="hybridMultilevel"/>
     <w:tmpl w:val="19C2852A"/>
@@ -49265,7 +49560,7 @@
       </w:pPr>
     </w:lvl>
   </w:abstractNum>
-  <w:abstractNum w:abstractNumId="31" w15:restartNumberingAfterBreak="0">
+  <w:abstractNum w:abstractNumId="33" w15:restartNumberingAfterBreak="0">
     <w:nsid w:val="3C014419"/>
     <w:multiLevelType w:val="hybridMultilevel"/>
     <w:tmpl w:val="5B485AF6"/>
@@ -49378,7 +49673,7 @@
       </w:rPr>
     </w:lvl>
   </w:abstractNum>
-  <w:abstractNum w:abstractNumId="32" w15:restartNumberingAfterBreak="0">
+  <w:abstractNum w:abstractNumId="34" w15:restartNumberingAfterBreak="0">
     <w:nsid w:val="3D5B1DC4"/>
     <w:multiLevelType w:val="hybridMultilevel"/>
     <w:tmpl w:val="4FDC212E"/>
@@ -49491,7 +49786,7 @@
       </w:rPr>
     </w:lvl>
   </w:abstractNum>
-  <w:abstractNum w:abstractNumId="33" w15:restartNumberingAfterBreak="0">
+  <w:abstractNum w:abstractNumId="35" w15:restartNumberingAfterBreak="0">
     <w:nsid w:val="3DC568F1"/>
     <w:multiLevelType w:val="multilevel"/>
     <w:tmpl w:val="04382016"/>
@@ -49604,7 +49899,7 @@
       </w:rPr>
     </w:lvl>
   </w:abstractNum>
-  <w:abstractNum w:abstractNumId="34" w15:restartNumberingAfterBreak="0">
+  <w:abstractNum w:abstractNumId="36" w15:restartNumberingAfterBreak="0">
     <w:nsid w:val="3FE50212"/>
     <w:multiLevelType w:val="hybridMultilevel"/>
     <w:tmpl w:val="40A094A0"/>
@@ -49717,7 +50012,7 @@
       </w:rPr>
     </w:lvl>
   </w:abstractNum>
-  <w:abstractNum w:abstractNumId="35" w15:restartNumberingAfterBreak="0">
+  <w:abstractNum w:abstractNumId="37" w15:restartNumberingAfterBreak="0">
     <w:nsid w:val="405C5DA1"/>
     <w:multiLevelType w:val="multilevel"/>
     <w:tmpl w:val="72FCC250"/>
@@ -49840,7 +50135,7 @@
       </w:rPr>
     </w:lvl>
   </w:abstractNum>
-  <w:abstractNum w:abstractNumId="36" w15:restartNumberingAfterBreak="0">
+  <w:abstractNum w:abstractNumId="38" w15:restartNumberingAfterBreak="0">
     <w:nsid w:val="41173F0E"/>
     <w:multiLevelType w:val="multilevel"/>
     <w:tmpl w:val="92A66AE6"/>
@@ -49989,7 +50284,7 @@
       </w:rPr>
     </w:lvl>
   </w:abstractNum>
-  <w:abstractNum w:abstractNumId="37" w15:restartNumberingAfterBreak="0">
+  <w:abstractNum w:abstractNumId="39" w15:restartNumberingAfterBreak="0">
     <w:nsid w:val="42D521CA"/>
     <w:multiLevelType w:val="multilevel"/>
     <w:tmpl w:val="DB1ECE8C"/>
@@ -50138,7 +50433,7 @@
       </w:rPr>
     </w:lvl>
   </w:abstractNum>
-  <w:abstractNum w:abstractNumId="38" w15:restartNumberingAfterBreak="0">
+  <w:abstractNum w:abstractNumId="40" w15:restartNumberingAfterBreak="0">
     <w:nsid w:val="442A5203"/>
     <w:multiLevelType w:val="hybridMultilevel"/>
     <w:tmpl w:val="0F3E12F6"/>
@@ -50251,7 +50546,7 @@
       </w:rPr>
     </w:lvl>
   </w:abstractNum>
-  <w:abstractNum w:abstractNumId="39" w15:restartNumberingAfterBreak="0">
+  <w:abstractNum w:abstractNumId="41" w15:restartNumberingAfterBreak="0">
     <w:nsid w:val="45307C95"/>
     <w:multiLevelType w:val="hybridMultilevel"/>
     <w:tmpl w:val="6540DAAC"/>
@@ -50341,7 +50636,7 @@
       </w:pPr>
     </w:lvl>
   </w:abstractNum>
-  <w:abstractNum w:abstractNumId="40" w15:restartNumberingAfterBreak="0">
+  <w:abstractNum w:abstractNumId="42" w15:restartNumberingAfterBreak="0">
     <w:nsid w:val="45436287"/>
     <w:multiLevelType w:val="multilevel"/>
     <w:tmpl w:val="46F6B7AC"/>
@@ -50454,7 +50749,7 @@
       </w:rPr>
     </w:lvl>
   </w:abstractNum>
-  <w:abstractNum w:abstractNumId="41" w15:restartNumberingAfterBreak="0">
+  <w:abstractNum w:abstractNumId="43" w15:restartNumberingAfterBreak="0">
     <w:nsid w:val="48E06F37"/>
     <w:multiLevelType w:val="multilevel"/>
     <w:tmpl w:val="089241A4"/>
@@ -50573,7 +50868,7 @@
       </w:rPr>
     </w:lvl>
   </w:abstractNum>
-  <w:abstractNum w:abstractNumId="42" w15:restartNumberingAfterBreak="0">
+  <w:abstractNum w:abstractNumId="44" w15:restartNumberingAfterBreak="0">
     <w:nsid w:val="4C9A7A95"/>
     <w:multiLevelType w:val="multilevel"/>
     <w:tmpl w:val="1D8E42B8"/>
@@ -50718,7 +51013,7 @@
       </w:rPr>
     </w:lvl>
   </w:abstractNum>
-  <w:abstractNum w:abstractNumId="43" w15:restartNumberingAfterBreak="0">
+  <w:abstractNum w:abstractNumId="45" w15:restartNumberingAfterBreak="0">
     <w:nsid w:val="4EC34EA6"/>
     <w:multiLevelType w:val="hybridMultilevel"/>
     <w:tmpl w:val="16B47194"/>
@@ -50831,7 +51126,7 @@
       </w:rPr>
     </w:lvl>
   </w:abstractNum>
-  <w:abstractNum w:abstractNumId="44" w15:restartNumberingAfterBreak="0">
+  <w:abstractNum w:abstractNumId="46" w15:restartNumberingAfterBreak="0">
     <w:nsid w:val="51FB6253"/>
     <w:multiLevelType w:val="hybridMultilevel"/>
     <w:tmpl w:val="BA46A5D8"/>
@@ -50917,7 +51212,7 @@
       </w:pPr>
     </w:lvl>
   </w:abstractNum>
-  <w:abstractNum w:abstractNumId="45" w15:restartNumberingAfterBreak="0">
+  <w:abstractNum w:abstractNumId="47" w15:restartNumberingAfterBreak="0">
     <w:nsid w:val="53290FA7"/>
     <w:multiLevelType w:val="hybridMultilevel"/>
     <w:tmpl w:val="37588D64"/>
@@ -51007,7 +51302,7 @@
       </w:pPr>
     </w:lvl>
   </w:abstractNum>
-  <w:abstractNum w:abstractNumId="46" w15:restartNumberingAfterBreak="0">
+  <w:abstractNum w:abstractNumId="48" w15:restartNumberingAfterBreak="0">
     <w:nsid w:val="54946830"/>
     <w:multiLevelType w:val="hybridMultilevel"/>
     <w:tmpl w:val="67C20BE8"/>
@@ -51093,7 +51388,7 @@
       </w:pPr>
     </w:lvl>
   </w:abstractNum>
-  <w:abstractNum w:abstractNumId="47" w15:restartNumberingAfterBreak="0">
+  <w:abstractNum w:abstractNumId="49" w15:restartNumberingAfterBreak="0">
     <w:nsid w:val="579B2E90"/>
     <w:multiLevelType w:val="hybridMultilevel"/>
     <w:tmpl w:val="29F4F63E"/>
@@ -51183,7 +51478,7 @@
       </w:pPr>
     </w:lvl>
   </w:abstractNum>
-  <w:abstractNum w:abstractNumId="48" w15:restartNumberingAfterBreak="0">
+  <w:abstractNum w:abstractNumId="50" w15:restartNumberingAfterBreak="0">
     <w:nsid w:val="61413FBF"/>
     <w:multiLevelType w:val="multilevel"/>
     <w:tmpl w:val="E0EEB6F8"/>
@@ -51305,7 +51600,7 @@
       </w:rPr>
     </w:lvl>
   </w:abstractNum>
-  <w:abstractNum w:abstractNumId="49" w15:restartNumberingAfterBreak="0">
+  <w:abstractNum w:abstractNumId="51" w15:restartNumberingAfterBreak="0">
     <w:nsid w:val="638D5441"/>
     <w:multiLevelType w:val="multilevel"/>
     <w:tmpl w:val="72FCC250"/>
@@ -51427,7 +51722,7 @@
       </w:rPr>
     </w:lvl>
   </w:abstractNum>
-  <w:abstractNum w:abstractNumId="50" w15:restartNumberingAfterBreak="0">
+  <w:abstractNum w:abstractNumId="52" w15:restartNumberingAfterBreak="0">
     <w:nsid w:val="673E75E7"/>
     <w:multiLevelType w:val="multilevel"/>
     <w:tmpl w:val="83BEA214"/>
@@ -51576,7 +51871,7 @@
       </w:rPr>
     </w:lvl>
   </w:abstractNum>
-  <w:abstractNum w:abstractNumId="51" w15:restartNumberingAfterBreak="0">
+  <w:abstractNum w:abstractNumId="53" w15:restartNumberingAfterBreak="0">
     <w:nsid w:val="68845239"/>
     <w:multiLevelType w:val="hybridMultilevel"/>
     <w:tmpl w:val="85FCAEA0"/>
@@ -51689,7 +51984,7 @@
       </w:rPr>
     </w:lvl>
   </w:abstractNum>
-  <w:abstractNum w:abstractNumId="52" w15:restartNumberingAfterBreak="0">
+  <w:abstractNum w:abstractNumId="54" w15:restartNumberingAfterBreak="0">
     <w:nsid w:val="697D234A"/>
     <w:multiLevelType w:val="hybridMultilevel"/>
     <w:tmpl w:val="308E3CFA"/>
@@ -51779,7 +52074,7 @@
       </w:pPr>
     </w:lvl>
   </w:abstractNum>
-  <w:abstractNum w:abstractNumId="53" w15:restartNumberingAfterBreak="0">
+  <w:abstractNum w:abstractNumId="55" w15:restartNumberingAfterBreak="0">
     <w:nsid w:val="6B06217E"/>
     <w:multiLevelType w:val="multilevel"/>
     <w:tmpl w:val="46D8411E"/>
@@ -51896,7 +52191,7 @@
       </w:rPr>
     </w:lvl>
   </w:abstractNum>
-  <w:abstractNum w:abstractNumId="54" w15:restartNumberingAfterBreak="0">
+  <w:abstractNum w:abstractNumId="56" w15:restartNumberingAfterBreak="0">
     <w:nsid w:val="6B6830D2"/>
     <w:multiLevelType w:val="multilevel"/>
     <w:tmpl w:val="6B6830D2"/>
@@ -52009,7 +52304,7 @@
       </w:rPr>
     </w:lvl>
   </w:abstractNum>
-  <w:abstractNum w:abstractNumId="55" w15:restartNumberingAfterBreak="0">
+  <w:abstractNum w:abstractNumId="57" w15:restartNumberingAfterBreak="0">
     <w:nsid w:val="6C931387"/>
     <w:multiLevelType w:val="multilevel"/>
     <w:tmpl w:val="F01C1DA4"/>
@@ -52131,7 +52426,7 @@
       </w:rPr>
     </w:lvl>
   </w:abstractNum>
-  <w:abstractNum w:abstractNumId="56" w15:restartNumberingAfterBreak="0">
+  <w:abstractNum w:abstractNumId="58" w15:restartNumberingAfterBreak="0">
     <w:nsid w:val="6D2B611E"/>
     <w:multiLevelType w:val="multilevel"/>
     <w:tmpl w:val="142654B4"/>
@@ -52276,7 +52571,7 @@
       </w:rPr>
     </w:lvl>
   </w:abstractNum>
-  <w:abstractNum w:abstractNumId="57" w15:restartNumberingAfterBreak="0">
+  <w:abstractNum w:abstractNumId="59" w15:restartNumberingAfterBreak="0">
     <w:nsid w:val="6F6549E3"/>
     <w:multiLevelType w:val="hybridMultilevel"/>
     <w:tmpl w:val="0A280D10"/>
@@ -52366,7 +52661,7 @@
       </w:pPr>
     </w:lvl>
   </w:abstractNum>
-  <w:abstractNum w:abstractNumId="58" w15:restartNumberingAfterBreak="0">
+  <w:abstractNum w:abstractNumId="60" w15:restartNumberingAfterBreak="0">
     <w:nsid w:val="6FAE36F4"/>
     <w:multiLevelType w:val="multilevel"/>
     <w:tmpl w:val="6FAE36F4"/>
@@ -52479,7 +52774,7 @@
       </w:rPr>
     </w:lvl>
   </w:abstractNum>
-  <w:abstractNum w:abstractNumId="59" w15:restartNumberingAfterBreak="0">
+  <w:abstractNum w:abstractNumId="61" w15:restartNumberingAfterBreak="0">
     <w:nsid w:val="734E4F20"/>
     <w:multiLevelType w:val="hybridMultilevel"/>
     <w:tmpl w:val="65E46656"/>
@@ -52565,7 +52860,7 @@
       </w:pPr>
     </w:lvl>
   </w:abstractNum>
-  <w:abstractNum w:abstractNumId="60" w15:restartNumberingAfterBreak="0">
+  <w:abstractNum w:abstractNumId="62" w15:restartNumberingAfterBreak="0">
     <w:nsid w:val="743B5C99"/>
     <w:multiLevelType w:val="multilevel"/>
     <w:tmpl w:val="E5D0D98E"/>
@@ -52678,7 +52973,7 @@
       </w:rPr>
     </w:lvl>
   </w:abstractNum>
-  <w:abstractNum w:abstractNumId="61" w15:restartNumberingAfterBreak="0">
+  <w:abstractNum w:abstractNumId="63" w15:restartNumberingAfterBreak="0">
     <w:nsid w:val="74CF7062"/>
     <w:multiLevelType w:val="hybridMultilevel"/>
     <w:tmpl w:val="445869DA"/>
@@ -52791,7 +53086,7 @@
       </w:rPr>
     </w:lvl>
   </w:abstractNum>
-  <w:abstractNum w:abstractNumId="62" w15:restartNumberingAfterBreak="0">
+  <w:abstractNum w:abstractNumId="64" w15:restartNumberingAfterBreak="0">
     <w:nsid w:val="753D681D"/>
     <w:multiLevelType w:val="multilevel"/>
     <w:tmpl w:val="72FCC250"/>
@@ -52913,7 +53208,7 @@
       </w:rPr>
     </w:lvl>
   </w:abstractNum>
-  <w:abstractNum w:abstractNumId="63" w15:restartNumberingAfterBreak="0">
+  <w:abstractNum w:abstractNumId="65" w15:restartNumberingAfterBreak="0">
     <w:nsid w:val="755635FE"/>
     <w:multiLevelType w:val="hybridMultilevel"/>
     <w:tmpl w:val="3604C5CC"/>
@@ -53026,7 +53321,7 @@
       </w:rPr>
     </w:lvl>
   </w:abstractNum>
-  <w:abstractNum w:abstractNumId="64" w15:restartNumberingAfterBreak="0">
+  <w:abstractNum w:abstractNumId="66" w15:restartNumberingAfterBreak="0">
     <w:nsid w:val="759A6055"/>
     <w:multiLevelType w:val="multilevel"/>
     <w:tmpl w:val="0020420A"/>
@@ -53148,7 +53443,7 @@
       </w:rPr>
     </w:lvl>
   </w:abstractNum>
-  <w:abstractNum w:abstractNumId="65" w15:restartNumberingAfterBreak="0">
+  <w:abstractNum w:abstractNumId="67" w15:restartNumberingAfterBreak="0">
     <w:nsid w:val="76031887"/>
     <w:multiLevelType w:val="multilevel"/>
     <w:tmpl w:val="7972717E"/>
@@ -53297,7 +53592,7 @@
       </w:rPr>
     </w:lvl>
   </w:abstractNum>
-  <w:abstractNum w:abstractNumId="66" w15:restartNumberingAfterBreak="0">
+  <w:abstractNum w:abstractNumId="68" w15:restartNumberingAfterBreak="0">
     <w:nsid w:val="766D7B0C"/>
     <w:multiLevelType w:val="multilevel"/>
     <w:tmpl w:val="D4F8AF18"/>
@@ -53419,7 +53714,7 @@
       </w:rPr>
     </w:lvl>
   </w:abstractNum>
-  <w:abstractNum w:abstractNumId="67" w15:restartNumberingAfterBreak="0">
+  <w:abstractNum w:abstractNumId="69" w15:restartNumberingAfterBreak="0">
     <w:nsid w:val="77DB6C23"/>
     <w:multiLevelType w:val="multilevel"/>
     <w:tmpl w:val="05120662"/>
@@ -53568,7 +53863,7 @@
       </w:rPr>
     </w:lvl>
   </w:abstractNum>
-  <w:abstractNum w:abstractNumId="68" w15:restartNumberingAfterBreak="0">
+  <w:abstractNum w:abstractNumId="70" w15:restartNumberingAfterBreak="0">
     <w:nsid w:val="789F50FC"/>
     <w:multiLevelType w:val="multilevel"/>
     <w:tmpl w:val="9F506290"/>
@@ -53714,7 +54009,7 @@
       </w:rPr>
     </w:lvl>
   </w:abstractNum>
-  <w:abstractNum w:abstractNumId="69" w15:restartNumberingAfterBreak="0">
+  <w:abstractNum w:abstractNumId="71" w15:restartNumberingAfterBreak="0">
     <w:nsid w:val="7A4F7FD7"/>
     <w:multiLevelType w:val="hybridMultilevel"/>
     <w:tmpl w:val="4CFE3E9C"/>
@@ -53827,7 +54122,7 @@
       </w:rPr>
     </w:lvl>
   </w:abstractNum>
-  <w:abstractNum w:abstractNumId="70" w15:restartNumberingAfterBreak="0">
+  <w:abstractNum w:abstractNumId="72" w15:restartNumberingAfterBreak="0">
     <w:nsid w:val="7A625892"/>
     <w:multiLevelType w:val="multilevel"/>
     <w:tmpl w:val="7A625892"/>
@@ -53940,7 +54235,7 @@
       </w:rPr>
     </w:lvl>
   </w:abstractNum>
-  <w:abstractNum w:abstractNumId="71" w15:restartNumberingAfterBreak="0">
+  <w:abstractNum w:abstractNumId="73" w15:restartNumberingAfterBreak="0">
     <w:nsid w:val="7E9037AC"/>
     <w:multiLevelType w:val="multilevel"/>
     <w:tmpl w:val="71C28386"/>
@@ -54093,37 +54388,37 @@
     <w:abstractNumId w:val="12"/>
   </w:num>
   <w:num w:numId="2" w16cid:durableId="330106599">
-    <w:abstractNumId w:val="70"/>
+    <w:abstractNumId w:val="72"/>
   </w:num>
   <w:num w:numId="3" w16cid:durableId="2067290555">
-    <w:abstractNumId w:val="54"/>
+    <w:abstractNumId w:val="56"/>
   </w:num>
   <w:num w:numId="4" w16cid:durableId="1859656130">
-    <w:abstractNumId w:val="58"/>
+    <w:abstractNumId w:val="60"/>
   </w:num>
   <w:num w:numId="5" w16cid:durableId="1805539490">
     <w:abstractNumId w:val="5"/>
   </w:num>
   <w:num w:numId="6" w16cid:durableId="278417709">
-    <w:abstractNumId w:val="63"/>
+    <w:abstractNumId w:val="65"/>
   </w:num>
   <w:num w:numId="7" w16cid:durableId="1382552917">
     <w:abstractNumId w:val="21"/>
   </w:num>
   <w:num w:numId="8" w16cid:durableId="853301735">
-    <w:abstractNumId w:val="36"/>
+    <w:abstractNumId w:val="38"/>
   </w:num>
   <w:num w:numId="9" w16cid:durableId="2067990781">
     <w:abstractNumId w:val="1"/>
   </w:num>
   <w:num w:numId="10" w16cid:durableId="755133187">
-    <w:abstractNumId w:val="40"/>
+    <w:abstractNumId w:val="42"/>
   </w:num>
   <w:num w:numId="11" w16cid:durableId="958610564">
     <w:abstractNumId w:val="24"/>
   </w:num>
   <w:num w:numId="12" w16cid:durableId="1430933930">
-    <w:abstractNumId w:val="32"/>
+    <w:abstractNumId w:val="34"/>
   </w:num>
   <w:num w:numId="13" w16cid:durableId="431440165">
     <w:abstractNumId w:val="16"/>
@@ -54135,73 +54430,73 @@
     <w:abstractNumId w:val="22"/>
   </w:num>
   <w:num w:numId="16" w16cid:durableId="2010911594">
-    <w:abstractNumId w:val="56"/>
+    <w:abstractNumId w:val="58"/>
   </w:num>
   <w:num w:numId="17" w16cid:durableId="998966775">
-    <w:abstractNumId w:val="67"/>
+    <w:abstractNumId w:val="69"/>
   </w:num>
   <w:num w:numId="18" w16cid:durableId="1474641988">
     <w:abstractNumId w:val="14"/>
   </w:num>
   <w:num w:numId="19" w16cid:durableId="1871185848">
-    <w:abstractNumId w:val="50"/>
+    <w:abstractNumId w:val="52"/>
   </w:num>
   <w:num w:numId="20" w16cid:durableId="2141259116">
-    <w:abstractNumId w:val="71"/>
+    <w:abstractNumId w:val="73"/>
   </w:num>
   <w:num w:numId="21" w16cid:durableId="1067992810">
-    <w:abstractNumId w:val="53"/>
+    <w:abstractNumId w:val="55"/>
   </w:num>
   <w:num w:numId="22" w16cid:durableId="390152387">
-    <w:abstractNumId w:val="65"/>
+    <w:abstractNumId w:val="67"/>
   </w:num>
   <w:num w:numId="23" w16cid:durableId="1911302762">
+    <w:abstractNumId w:val="31"/>
+  </w:num>
+  <w:num w:numId="24" w16cid:durableId="244608060">
+    <w:abstractNumId w:val="70"/>
+  </w:num>
+  <w:num w:numId="25" w16cid:durableId="1896351334">
+    <w:abstractNumId w:val="43"/>
+  </w:num>
+  <w:num w:numId="26" w16cid:durableId="1448936941">
+    <w:abstractNumId w:val="26"/>
+  </w:num>
+  <w:num w:numId="27" w16cid:durableId="1535581780">
     <w:abstractNumId w:val="29"/>
   </w:num>
-  <w:num w:numId="24" w16cid:durableId="244608060">
-    <w:abstractNumId w:val="68"/>
+  <w:num w:numId="28" w16cid:durableId="1026128994">
+    <w:abstractNumId w:val="35"/>
   </w:num>
-  <w:num w:numId="25" w16cid:durableId="1896351334">
-    <w:abstractNumId w:val="41"/>
+  <w:num w:numId="29" w16cid:durableId="1699161178">
+    <w:abstractNumId w:val="45"/>
   </w:num>
-  <w:num w:numId="26" w16cid:durableId="1448936941">
-    <w:abstractNumId w:val="25"/>
-  </w:num>
-  <w:num w:numId="27" w16cid:durableId="1535581780">
-    <w:abstractNumId w:val="27"/>
-  </w:num>
-  <w:num w:numId="28" w16cid:durableId="1026128994">
+  <w:num w:numId="30" w16cid:durableId="1531066212">
     <w:abstractNumId w:val="33"/>
   </w:num>
-  <w:num w:numId="29" w16cid:durableId="1699161178">
-    <w:abstractNumId w:val="43"/>
-  </w:num>
-  <w:num w:numId="30" w16cid:durableId="1531066212">
-    <w:abstractNumId w:val="31"/>
-  </w:num>
   <w:num w:numId="31" w16cid:durableId="1529488621">
-    <w:abstractNumId w:val="44"/>
+    <w:abstractNumId w:val="46"/>
   </w:num>
   <w:num w:numId="32" w16cid:durableId="159740642">
     <w:abstractNumId w:val="19"/>
   </w:num>
   <w:num w:numId="33" w16cid:durableId="653795835">
-    <w:abstractNumId w:val="45"/>
+    <w:abstractNumId w:val="47"/>
   </w:num>
   <w:num w:numId="34" w16cid:durableId="22480400">
-    <w:abstractNumId w:val="39"/>
+    <w:abstractNumId w:val="41"/>
   </w:num>
   <w:num w:numId="35" w16cid:durableId="749354340">
-    <w:abstractNumId w:val="51"/>
+    <w:abstractNumId w:val="53"/>
   </w:num>
   <w:num w:numId="36" w16cid:durableId="320695427">
-    <w:abstractNumId w:val="28"/>
+    <w:abstractNumId w:val="30"/>
   </w:num>
   <w:num w:numId="37" w16cid:durableId="488983310">
     <w:abstractNumId w:val="0"/>
   </w:num>
   <w:num w:numId="38" w16cid:durableId="1501581449">
-    <w:abstractNumId w:val="47"/>
+    <w:abstractNumId w:val="49"/>
   </w:num>
   <w:num w:numId="39" w16cid:durableId="1534265544">
     <w:abstractNumId w:val="11"/>
@@ -54210,22 +54505,22 @@
     <w:abstractNumId w:val="2"/>
   </w:num>
   <w:num w:numId="41" w16cid:durableId="2029865162">
-    <w:abstractNumId w:val="34"/>
+    <w:abstractNumId w:val="36"/>
   </w:num>
   <w:num w:numId="42" w16cid:durableId="173345930">
-    <w:abstractNumId w:val="38"/>
+    <w:abstractNumId w:val="40"/>
   </w:num>
   <w:num w:numId="43" w16cid:durableId="1656496216">
+    <w:abstractNumId w:val="66"/>
+  </w:num>
+  <w:num w:numId="44" w16cid:durableId="689143232">
+    <w:abstractNumId w:val="62"/>
+  </w:num>
+  <w:num w:numId="45" w16cid:durableId="1687054984">
     <w:abstractNumId w:val="64"/>
   </w:num>
-  <w:num w:numId="44" w16cid:durableId="689143232">
-    <w:abstractNumId w:val="60"/>
-  </w:num>
-  <w:num w:numId="45" w16cid:durableId="1687054984">
-    <w:abstractNumId w:val="62"/>
-  </w:num>
   <w:num w:numId="46" w16cid:durableId="1360816804">
-    <w:abstractNumId w:val="49"/>
+    <w:abstractNumId w:val="51"/>
   </w:num>
   <w:num w:numId="47" w16cid:durableId="143358911">
     <w:abstractNumId w:val="18"/>
@@ -54234,7 +54529,7 @@
     <w:abstractNumId w:val="23"/>
   </w:num>
   <w:num w:numId="49" w16cid:durableId="1047873043">
-    <w:abstractNumId w:val="35"/>
+    <w:abstractNumId w:val="37"/>
   </w:num>
   <w:num w:numId="50" w16cid:durableId="1630673152">
     <w:abstractNumId w:val="9"/>
@@ -54246,22 +54541,22 @@
     <w:abstractNumId w:val="4"/>
   </w:num>
   <w:num w:numId="53" w16cid:durableId="1752583208">
-    <w:abstractNumId w:val="52"/>
+    <w:abstractNumId w:val="54"/>
   </w:num>
   <w:num w:numId="54" w16cid:durableId="538517506">
     <w:abstractNumId w:val="20"/>
   </w:num>
   <w:num w:numId="55" w16cid:durableId="1206916196">
-    <w:abstractNumId w:val="59"/>
+    <w:abstractNumId w:val="61"/>
   </w:num>
   <w:num w:numId="56" w16cid:durableId="97989224">
-    <w:abstractNumId w:val="55"/>
+    <w:abstractNumId w:val="57"/>
   </w:num>
   <w:num w:numId="57" w16cid:durableId="1433551865">
-    <w:abstractNumId w:val="66"/>
+    <w:abstractNumId w:val="68"/>
   </w:num>
   <w:num w:numId="58" w16cid:durableId="149834458">
-    <w:abstractNumId w:val="48"/>
+    <w:abstractNumId w:val="50"/>
   </w:num>
   <w:num w:numId="59" w16cid:durableId="64232176">
     <w:abstractNumId w:val="17"/>
@@ -54270,28 +54565,28 @@
     <w:abstractNumId w:val="13"/>
   </w:num>
   <w:num w:numId="61" w16cid:durableId="1904443008">
-    <w:abstractNumId w:val="46"/>
+    <w:abstractNumId w:val="48"/>
   </w:num>
   <w:num w:numId="62" w16cid:durableId="1470440289">
-    <w:abstractNumId w:val="57"/>
+    <w:abstractNumId w:val="59"/>
   </w:num>
   <w:num w:numId="63" w16cid:durableId="1355771558">
-    <w:abstractNumId w:val="30"/>
+    <w:abstractNumId w:val="32"/>
   </w:num>
   <w:num w:numId="64" w16cid:durableId="1818571245">
     <w:abstractNumId w:val="3"/>
   </w:num>
   <w:num w:numId="65" w16cid:durableId="1956599963">
-    <w:abstractNumId w:val="37"/>
+    <w:abstractNumId w:val="39"/>
   </w:num>
   <w:num w:numId="66" w16cid:durableId="606237245">
-    <w:abstractNumId w:val="26"/>
+    <w:abstractNumId w:val="27"/>
   </w:num>
   <w:num w:numId="67" w16cid:durableId="251668063">
     <w:abstractNumId w:val="7"/>
   </w:num>
   <w:num w:numId="68" w16cid:durableId="204101374">
-    <w:abstractNumId w:val="42"/>
+    <w:abstractNumId w:val="44"/>
   </w:num>
   <w:num w:numId="69" w16cid:durableId="731657553">
     <w:abstractNumId w:val="6"/>
@@ -54300,10 +54595,16 @@
     <w:abstractNumId w:val="8"/>
   </w:num>
   <w:num w:numId="71" w16cid:durableId="639698242">
-    <w:abstractNumId w:val="61"/>
+    <w:abstractNumId w:val="63"/>
   </w:num>
   <w:num w:numId="72" w16cid:durableId="1209300278">
-    <w:abstractNumId w:val="69"/>
+    <w:abstractNumId w:val="71"/>
+  </w:num>
+  <w:num w:numId="73" w16cid:durableId="1458186767">
+    <w:abstractNumId w:val="25"/>
+  </w:num>
+  <w:num w:numId="74" w16cid:durableId="1061250486">
+    <w:abstractNumId w:val="28"/>
   </w:num>
   <w:numIdMacAtCleanup w:val="72"/>
 </w:numbering>

--- a/reports/BaoCao-BTL.docx
+++ b/reports/BaoCao-BTL.docx
@@ -9,7 +9,6 @@
         <w:jc w:val="left"/>
         <w:rPr>
           <w:color w:val="auto"/>
-          <w:lang w:val="vi-VN"/>
         </w:rPr>
       </w:pPr>
     </w:p>
@@ -13428,6 +13427,46 @@
           <w:sz w:val="24"/>
           <w:szCs w:val="24"/>
         </w:rPr>
+        <w:fldChar w:fldCharType="begin"/>
+      </w:r>
+      <w:r>
+        <w:rPr>
+          <w:rFonts w:ascii="SimSun" w:eastAsia="SimSun" w:hAnsi="SimSun" w:cs="SimSun"/>
+          <w:sz w:val="24"/>
+          <w:szCs w:val="24"/>
+        </w:rPr>
+        <w:instrText xml:space="preserve"> </w:instrText>
+      </w:r>
+      <w:r>
+        <w:rPr>
+          <w:rFonts w:ascii="SimSun" w:eastAsia="SimSun" w:hAnsi="SimSun" w:cs="SimSun"/>
+          <w:sz w:val="24"/>
+          <w:szCs w:val="24"/>
+        </w:rPr>
+        <w:instrText>INCLUDEPICTURE  "https://encrypted-tbn0.gstatic.com/images?q=tbn:ANd9GcSfIPHbuR4XoQMpsABG0vFG1XctdWghfwvClSXUQA_Ymw&amp;s=10" \* MERGEFORMATINET</w:instrText>
+      </w:r>
+      <w:r>
+        <w:rPr>
+          <w:rFonts w:ascii="SimSun" w:eastAsia="SimSun" w:hAnsi="SimSun" w:cs="SimSun"/>
+          <w:sz w:val="24"/>
+          <w:szCs w:val="24"/>
+        </w:rPr>
+        <w:instrText xml:space="preserve"> </w:instrText>
+      </w:r>
+      <w:r>
+        <w:rPr>
+          <w:rFonts w:ascii="SimSun" w:eastAsia="SimSun" w:hAnsi="SimSun" w:cs="SimSun"/>
+          <w:sz w:val="24"/>
+          <w:szCs w:val="24"/>
+        </w:rPr>
+        <w:fldChar w:fldCharType="separate"/>
+      </w:r>
+      <w:r>
+        <w:rPr>
+          <w:rFonts w:ascii="SimSun" w:eastAsia="SimSun" w:hAnsi="SimSun" w:cs="SimSun"/>
+          <w:sz w:val="24"/>
+          <w:szCs w:val="24"/>
+        </w:rPr>
         <w:pict w14:anchorId="72ACB5CE">
           <v:shapetype id="_x0000_t75" coordsize="21600,21600" o:spt="75" o:preferrelative="t" path="m@4@5l@4@11@9@11@9@5xe" filled="f" stroked="f">
             <v:stroke joinstyle="miter"/>
@@ -13493,6 +13532,14 @@
         </w:rPr>
         <w:fldChar w:fldCharType="end"/>
       </w:r>
+      <w:r>
+        <w:rPr>
+          <w:rFonts w:ascii="SimSun" w:eastAsia="SimSun" w:hAnsi="SimSun" w:cs="SimSun"/>
+          <w:sz w:val="24"/>
+          <w:szCs w:val="24"/>
+        </w:rPr>
+        <w:fldChar w:fldCharType="end"/>
+      </w:r>
     </w:p>
     <w:p>
       <w:pPr>
@@ -14249,7 +14296,14 @@
         <w:rPr>
           <w:color w:val="auto"/>
         </w:rPr>
-        <w:t>, sau đó nó được sử dụng bằng cách lấy ra từ trong code bằng các hàm API như ContextCompat.getDrawable, ResourcesCompat.getDrawable hay gán vào thuộc tính phù hợp trong XML như android: drawable, android: icon, android: button</w:t>
+        <w:t xml:space="preserve">, sau đó nó được sử dụng bằng cách lấy ra từ trong code bằng các hàm API như ContextCompat.getDrawable, ResourcesCompat.getDrawable hay gán vào thuộc tính phù hợp trong XML như android: drawable, android: icon, android: </w:t>
+      </w:r>
+      <w:proofErr w:type="gramStart"/>
+      <w:r>
+        <w:rPr>
+          <w:color w:val="auto"/>
+        </w:rPr>
+        <w:t>button</w:t>
       </w:r>
       <w:r>
         <w:rPr>
@@ -14264,6 +14318,7 @@
         </w:rPr>
         <w:t>...</w:t>
       </w:r>
+      <w:proofErr w:type="gramEnd"/>
     </w:p>
     <w:p>
       <w:pPr>
@@ -21172,9 +21227,17 @@
         <w:ind w:left="0" w:firstLine="0"/>
         <w:jc w:val="left"/>
         <w:rPr>
-          <w:lang w:val="vi-VN"/>
-        </w:rPr>
-      </w:pPr>
+          <w:b/>
+          <w:bCs/>
+        </w:rPr>
+      </w:pPr>
+      <w:r>
+        <w:rPr>
+          <w:b/>
+          <w:bCs/>
+        </w:rPr>
+        <w:br w:type="page"/>
+      </w:r>
     </w:p>
     <w:p>
       <w:pPr>
@@ -21194,6 +21257,7 @@
           <w:b/>
           <w:bCs/>
         </w:rPr>
+        <w:lastRenderedPageBreak/>
         <w:t>Use case chức năng Xem</w:t>
       </w:r>
       <w:r>
@@ -21218,9 +21282,8 @@
         <w:rPr>
           <w:noProof/>
         </w:rPr>
-        <w:lastRenderedPageBreak/>
         <w:drawing>
-          <wp:inline distT="0" distB="0" distL="0" distR="0" wp14:anchorId="45CF830A" wp14:editId="2A8456D6">
+          <wp:inline distT="0" distB="0" distL="0" distR="0" wp14:anchorId="45CF830A" wp14:editId="0727ACC1">
             <wp:extent cx="4450080" cy="3139707"/>
             <wp:effectExtent l="0" t="0" r="7620" b="3810"/>
             <wp:docPr id="780069234" name="Picture 1"/>
@@ -21243,7 +21306,7 @@
                   <pic:spPr>
                     <a:xfrm>
                       <a:off x="0" y="0"/>
-                      <a:ext cx="4461316" cy="3147635"/>
+                      <a:ext cx="4450080" cy="3139707"/>
                     </a:xfrm>
                     <a:prstGeom prst="rect">
                       <a:avLst/>
@@ -21655,6 +21718,7 @@
               <w:pStyle w:val="Normal1"/>
             </w:pPr>
             <w:r>
+              <w:lastRenderedPageBreak/>
               <w:t>Postconditions:</w:t>
             </w:r>
           </w:p>
@@ -21680,7 +21744,6 @@
               <w:pStyle w:val="Normal1"/>
             </w:pPr>
             <w:r>
-              <w:lastRenderedPageBreak/>
               <w:t xml:space="preserve">POST – 2: </w:t>
             </w:r>
             <w:r>
@@ -21700,7 +21763,6 @@
               <w:pStyle w:val="Normal1"/>
             </w:pPr>
             <w:r>
-              <w:lastRenderedPageBreak/>
               <w:t>Normal Flow:</w:t>
             </w:r>
           </w:p>
@@ -22138,6 +22200,17 @@
         </w:tc>
       </w:tr>
     </w:tbl>
+    <w:p>
+      <w:pPr>
+        <w:spacing w:after="0" w:line="240" w:lineRule="auto"/>
+        <w:ind w:left="0" w:firstLine="0"/>
+        <w:jc w:val="left"/>
+        <w:rPr>
+          <w:b/>
+          <w:bCs/>
+        </w:rPr>
+      </w:pPr>
+    </w:p>
     <w:p>
       <w:pPr>
         <w:pStyle w:val="ListParagraph"/>
@@ -22157,6 +22230,7 @@
           <w:b/>
           <w:bCs/>
         </w:rPr>
+        <w:lastRenderedPageBreak/>
         <w:t>Use</w:t>
       </w:r>
       <w:r>
@@ -22202,7 +22276,6 @@
         <w:rPr>
           <w:noProof/>
         </w:rPr>
-        <w:lastRenderedPageBreak/>
         <w:drawing>
           <wp:inline distT="0" distB="0" distL="0" distR="0" wp14:anchorId="4BE14663" wp14:editId="70857F87">
             <wp:extent cx="2705100" cy="1997153"/>
@@ -22733,6 +22806,7 @@
               </w:numPr>
             </w:pPr>
             <w:r>
+              <w:lastRenderedPageBreak/>
               <w:t>Người dùng quay lại màn hình chính.</w:t>
             </w:r>
           </w:p>
@@ -23122,9 +23196,9 @@
           <w:noProof/>
         </w:rPr>
         <w:drawing>
-          <wp:inline distT="0" distB="0" distL="0" distR="0" wp14:anchorId="06EFFFEA" wp14:editId="1C480E32">
-            <wp:extent cx="4432300" cy="2659380"/>
-            <wp:effectExtent l="0" t="0" r="6350" b="7620"/>
+          <wp:inline distT="0" distB="0" distL="0" distR="0" wp14:anchorId="06EFFFEA" wp14:editId="4DDA4E51">
+            <wp:extent cx="3924300" cy="2354581"/>
+            <wp:effectExtent l="0" t="0" r="0" b="7620"/>
             <wp:docPr id="1248033268" name="Picture 1"/>
             <wp:cNvGraphicFramePr>
               <a:graphicFrameLocks xmlns:a="http://schemas.openxmlformats.org/drawingml/2006/main" noChangeAspect="1"/>
@@ -23145,7 +23219,7 @@
                   <pic:spPr>
                     <a:xfrm>
                       <a:off x="0" y="0"/>
-                      <a:ext cx="4443746" cy="2666248"/>
+                      <a:ext cx="3937842" cy="2362706"/>
                     </a:xfrm>
                     <a:prstGeom prst="rect">
                       <a:avLst/>
@@ -28550,6 +28624,26 @@
     <w:p>
       <w:pPr>
         <w:pStyle w:val="Normal1"/>
+        <w:spacing w:before="240"/>
+        <w:rPr>
+          <w:b/>
+          <w:bCs/>
+          <w:lang w:val="vi-VN"/>
+        </w:rPr>
+      </w:pPr>
+      <w:bookmarkStart w:id="163" w:name="_Toc152359505"/>
+      <w:r>
+        <w:rPr>
+          <w:b/>
+          <w:bCs/>
+          <w:lang w:val="vi-VN"/>
+        </w:rPr>
+        <w:br w:type="page"/>
+      </w:r>
+    </w:p>
+    <w:p>
+      <w:pPr>
+        <w:pStyle w:val="Normal1"/>
         <w:numPr>
           <w:ilvl w:val="2"/>
           <w:numId w:val="64"/>
@@ -28561,13 +28655,13 @@
           <w:lang w:val="en-US"/>
         </w:rPr>
       </w:pPr>
-      <w:bookmarkStart w:id="163" w:name="_Toc152359505"/>
       <w:r>
         <w:rPr>
           <w:b/>
           <w:bCs/>
           <w:lang w:val="vi-VN"/>
         </w:rPr>
+        <w:lastRenderedPageBreak/>
         <w:t>Biểu đồ tuần tự</w:t>
       </w:r>
     </w:p>
@@ -28617,11 +28711,10 @@
         <w:rPr>
           <w:noProof/>
         </w:rPr>
-        <w:lastRenderedPageBreak/>
         <w:drawing>
-          <wp:inline distT="0" distB="0" distL="0" distR="0" wp14:anchorId="616A9EA5" wp14:editId="2F5E2452">
-            <wp:extent cx="4320540" cy="3039521"/>
-            <wp:effectExtent l="0" t="0" r="3810" b="8890"/>
+          <wp:inline distT="0" distB="0" distL="0" distR="0" wp14:anchorId="616A9EA5" wp14:editId="4EE00E25">
+            <wp:extent cx="3703320" cy="2605303"/>
+            <wp:effectExtent l="0" t="0" r="0" b="5080"/>
             <wp:docPr id="1758816416" name="Picture 1"/>
             <wp:cNvGraphicFramePr>
               <a:graphicFrameLocks xmlns:a="http://schemas.openxmlformats.org/drawingml/2006/main" noChangeAspect="1"/>
@@ -28642,7 +28735,7 @@
                   <pic:spPr>
                     <a:xfrm>
                       <a:off x="0" y="0"/>
-                      <a:ext cx="4325287" cy="3042860"/>
+                      <a:ext cx="3710332" cy="2610236"/>
                     </a:xfrm>
                     <a:prstGeom prst="rect">
                       <a:avLst/>
@@ -28755,9 +28848,9 @@
           <w:noProof/>
         </w:rPr>
         <w:drawing>
-          <wp:inline distT="0" distB="0" distL="0" distR="0" wp14:anchorId="6BE94EB5" wp14:editId="20A37809">
-            <wp:extent cx="4503420" cy="3322074"/>
-            <wp:effectExtent l="0" t="0" r="0" b="0"/>
+          <wp:inline distT="0" distB="0" distL="0" distR="0" wp14:anchorId="6BE94EB5" wp14:editId="5207585B">
+            <wp:extent cx="4099560" cy="3024154"/>
+            <wp:effectExtent l="0" t="0" r="0" b="5080"/>
             <wp:docPr id="1661127709" name="Picture 1"/>
             <wp:cNvGraphicFramePr>
               <a:graphicFrameLocks xmlns:a="http://schemas.openxmlformats.org/drawingml/2006/main" noChangeAspect="1"/>
@@ -28778,7 +28871,7 @@
                   <pic:spPr>
                     <a:xfrm>
                       <a:off x="0" y="0"/>
-                      <a:ext cx="4507142" cy="3324819"/>
+                      <a:ext cx="4107806" cy="3030237"/>
                     </a:xfrm>
                     <a:prstGeom prst="rect">
                       <a:avLst/>
@@ -28796,7 +28889,6 @@
         <w:pStyle w:val="Caption"/>
         <w:rPr>
           <w:color w:val="000000" w:themeColor="text1"/>
-          <w:lang w:val="vi-VN"/>
         </w:rPr>
       </w:pPr>
       <w:bookmarkStart w:id="167" w:name="_Toc233123637"/>
@@ -28851,32 +28943,16 @@
           <w:color w:val="000000" w:themeColor="text1"/>
           <w:lang w:val="vi-VN"/>
         </w:rPr>
-        <w:t>Làm bài thi</w:t>
+        <w:t>Làm bài th</w:t>
       </w:r>
       <w:bookmarkEnd w:id="167"/>
       <w:bookmarkEnd w:id="168"/>
       <w:bookmarkEnd w:id="169"/>
-    </w:p>
-    <w:p>
-      <w:pPr>
-        <w:spacing w:after="0" w:line="240" w:lineRule="auto"/>
-        <w:ind w:left="0" w:firstLine="0"/>
-        <w:jc w:val="left"/>
-        <w:rPr>
-          <w:i/>
-          <w:iCs/>
+      <w:r>
+        <w:rPr>
           <w:color w:val="000000" w:themeColor="text1"/>
-          <w:sz w:val="24"/>
-          <w:szCs w:val="18"/>
-          <w:lang w:val="vi-VN"/>
-        </w:rPr>
-      </w:pPr>
-      <w:r>
-        <w:rPr>
-          <w:color w:val="000000" w:themeColor="text1"/>
-          <w:lang w:val="vi-VN"/>
-        </w:rPr>
-        <w:br w:type="page"/>
+        </w:rPr>
+        <w:t>i</w:t>
       </w:r>
     </w:p>
     <w:p>
@@ -29116,8 +29192,6 @@
       <w:pPr>
         <w:pStyle w:val="Caption"/>
         <w:rPr>
-          <w:b/>
-          <w:bCs/>
           <w:color w:val="000000" w:themeColor="text1"/>
           <w:lang w:val="vi-VN"/>
         </w:rPr>
@@ -29172,6 +29246,27 @@
       <w:bookmarkEnd w:id="173"/>
       <w:bookmarkEnd w:id="174"/>
       <w:bookmarkEnd w:id="175"/>
+    </w:p>
+    <w:p>
+      <w:pPr>
+        <w:spacing w:after="0" w:line="240" w:lineRule="auto"/>
+        <w:ind w:left="0" w:firstLine="0"/>
+        <w:jc w:val="left"/>
+        <w:rPr>
+          <w:i/>
+          <w:iCs/>
+          <w:color w:val="000000" w:themeColor="text1"/>
+          <w:sz w:val="24"/>
+          <w:szCs w:val="18"/>
+        </w:rPr>
+      </w:pPr>
+      <w:r>
+        <w:rPr>
+          <w:color w:val="000000" w:themeColor="text1"/>
+          <w:lang w:val="vi-VN"/>
+        </w:rPr>
+        <w:br w:type="page"/>
+      </w:r>
     </w:p>
     <w:p>
       <w:pPr>
@@ -29184,6 +29279,7 @@
       </w:pPr>
       <w:bookmarkStart w:id="176" w:name="_Toc233124323"/>
       <w:r>
+        <w:lastRenderedPageBreak/>
         <w:t>Thiết kế hệ thống</w:t>
       </w:r>
       <w:bookmarkEnd w:id="163"/>
@@ -29258,7 +29354,6 @@
       <w:bookmarkStart w:id="178" w:name="_Toc233109859"/>
       <w:bookmarkStart w:id="179" w:name="_Toc233110004"/>
       <w:r>
-        <w:lastRenderedPageBreak/>
         <w:t>Bảng 3.</w:t>
       </w:r>
       <w:r>
@@ -30464,6 +30559,7 @@
               </w:rPr>
             </w:pPr>
             <w:r>
+              <w:lastRenderedPageBreak/>
               <w:t>4</w:t>
             </w:r>
           </w:p>
@@ -30596,7 +30692,6 @@
       <w:bookmarkStart w:id="182" w:name="_Toc233109861"/>
       <w:bookmarkStart w:id="183" w:name="_Toc233110006"/>
       <w:r>
-        <w:lastRenderedPageBreak/>
         <w:t>Bảng 3.</w:t>
       </w:r>
       <w:r>
@@ -31905,7 +32000,16 @@
                 <w:szCs w:val="26"/>
                 <w:lang w:val="vi-VN" w:eastAsia="zh-CN" w:bidi="hi-IN"/>
               </w:rPr>
-              <w:t>, Auto Increment</w:t>
+              <w:t xml:space="preserve">, Auto </w:t>
+            </w:r>
+            <w:r>
+              <w:rPr>
+                <w:color w:val="auto"/>
+                <w:szCs w:val="26"/>
+                <w:lang w:val="vi-VN" w:eastAsia="zh-CN" w:bidi="hi-IN"/>
+              </w:rPr>
+              <w:lastRenderedPageBreak/>
+              <w:t>Increment</w:t>
             </w:r>
           </w:p>
         </w:tc>
@@ -31929,6 +32033,7 @@
                 <w:szCs w:val="26"/>
                 <w:lang w:eastAsia="zh-CN" w:bidi="hi-IN"/>
               </w:rPr>
+              <w:lastRenderedPageBreak/>
               <w:t>Mã</w:t>
             </w:r>
             <w:r>
@@ -32223,7 +32328,6 @@
                 <w:szCs w:val="26"/>
                 <w:lang w:eastAsia="zh-CN" w:bidi="hi-IN"/>
               </w:rPr>
-              <w:lastRenderedPageBreak/>
               <w:t>4</w:t>
             </w:r>
           </w:p>
@@ -33360,6 +33464,7 @@
                 <w:color w:val="auto"/>
                 <w:lang w:val="vi-VN"/>
               </w:rPr>
+              <w:lastRenderedPageBreak/>
               <w:t>2</w:t>
             </w:r>
           </w:p>
@@ -33711,7 +33816,6 @@
                 <w:color w:val="auto"/>
                 <w:lang w:val="vi-VN"/>
               </w:rPr>
-              <w:lastRenderedPageBreak/>
               <w:t>5</w:t>
             </w:r>
           </w:p>
@@ -34004,9 +34108,9 @@
           <w:noProof/>
         </w:rPr>
         <w:drawing>
-          <wp:inline distT="0" distB="0" distL="0" distR="0" wp14:anchorId="3A6A657B" wp14:editId="653AF3A9">
-            <wp:extent cx="5797550" cy="5027295"/>
-            <wp:effectExtent l="0" t="0" r="0" b="1905"/>
+          <wp:inline distT="0" distB="0" distL="0" distR="0" wp14:anchorId="3A6A657B" wp14:editId="39C04241">
+            <wp:extent cx="4610100" cy="3997608"/>
+            <wp:effectExtent l="0" t="0" r="0" b="3175"/>
             <wp:docPr id="841624932" name="Picture 1"/>
             <wp:cNvGraphicFramePr>
               <a:graphicFrameLocks xmlns:a="http://schemas.openxmlformats.org/drawingml/2006/main" noChangeAspect="1"/>
@@ -34027,7 +34131,7 @@
                   <pic:spPr>
                     <a:xfrm>
                       <a:off x="0" y="0"/>
-                      <a:ext cx="5797550" cy="5027295"/>
+                      <a:ext cx="4617686" cy="4004186"/>
                     </a:xfrm>
                     <a:prstGeom prst="rect">
                       <a:avLst/>
@@ -34113,6 +34217,7 @@
         <w:rPr>
           <w:color w:val="auto"/>
         </w:rPr>
+        <w:lastRenderedPageBreak/>
         <w:t xml:space="preserve">b, Layout </w:t>
       </w:r>
       <w:r>
@@ -34141,11 +34246,10 @@
         <w:rPr>
           <w:noProof/>
         </w:rPr>
-        <w:lastRenderedPageBreak/>
         <w:drawing>
-          <wp:inline distT="0" distB="0" distL="0" distR="0" wp14:anchorId="007CE2C3" wp14:editId="1BB610EF">
-            <wp:extent cx="5797550" cy="4829175"/>
-            <wp:effectExtent l="0" t="0" r="0" b="9525"/>
+          <wp:inline distT="0" distB="0" distL="0" distR="0" wp14:anchorId="007CE2C3" wp14:editId="6B1F55C3">
+            <wp:extent cx="3368040" cy="2805471"/>
+            <wp:effectExtent l="0" t="0" r="3810" b="0"/>
             <wp:docPr id="1781613777" name="Picture 1"/>
             <wp:cNvGraphicFramePr>
               <a:graphicFrameLocks xmlns:a="http://schemas.openxmlformats.org/drawingml/2006/main" noChangeAspect="1"/>
@@ -34166,7 +34270,7 @@
                   <pic:spPr>
                     <a:xfrm>
                       <a:off x="0" y="0"/>
-                      <a:ext cx="5797550" cy="4829175"/>
+                      <a:ext cx="3375500" cy="2811685"/>
                     </a:xfrm>
                     <a:prstGeom prst="rect">
                       <a:avLst/>
@@ -34184,7 +34288,6 @@
         <w:pStyle w:val="Caption"/>
         <w:rPr>
           <w:color w:val="auto"/>
-          <w:lang w:val="vi-VN"/>
         </w:rPr>
       </w:pPr>
       <w:bookmarkStart w:id="195" w:name="_Toc233108632"/>
@@ -34254,13 +34357,43 @@
           <w:lang w:val="vi-VN"/>
         </w:rPr>
       </w:pPr>
-    </w:p>
-    <w:p>
-      <w:pPr>
-        <w:pStyle w:val="Caption"/>
-        <w:spacing w:line="360" w:lineRule="auto"/>
-        <w:ind w:left="0" w:firstLine="0"/>
-        <w:jc w:val="both"/>
+      <w:r>
+        <w:rPr>
+          <w:i w:val="0"/>
+          <w:color w:val="auto"/>
+          <w:sz w:val="26"/>
+          <w:szCs w:val="26"/>
+        </w:rPr>
+        <w:t xml:space="preserve">c, Layout </w:t>
+      </w:r>
+      <w:r>
+        <w:rPr>
+          <w:i w:val="0"/>
+          <w:color w:val="auto"/>
+          <w:sz w:val="26"/>
+          <w:szCs w:val="26"/>
+        </w:rPr>
+        <w:t>T</w:t>
+      </w:r>
+      <w:r>
+        <w:rPr>
+          <w:i w:val="0"/>
+          <w:color w:val="auto"/>
+          <w:sz w:val="26"/>
+          <w:szCs w:val="26"/>
+        </w:rPr>
+        <w:t xml:space="preserve">rang </w:t>
+      </w:r>
+      <w:r>
+        <w:rPr>
+          <w:i w:val="0"/>
+          <w:color w:val="auto"/>
+          <w:sz w:val="26"/>
+          <w:szCs w:val="26"/>
+        </w:rPr>
+        <w:t>chủ</w:t>
+      </w:r>
+      <w:r>
         <w:rPr>
           <w:i w:val="0"/>
           <w:color w:val="auto"/>
@@ -34268,70 +34401,24 @@
           <w:szCs w:val="26"/>
           <w:lang w:val="vi-VN"/>
         </w:rPr>
-      </w:pPr>
-      <w:r>
-        <w:rPr>
-          <w:i w:val="0"/>
-          <w:color w:val="auto"/>
-          <w:sz w:val="26"/>
-          <w:szCs w:val="26"/>
-        </w:rPr>
-        <w:t xml:space="preserve">c, Layout </w:t>
-      </w:r>
-      <w:r>
-        <w:rPr>
-          <w:i w:val="0"/>
-          <w:color w:val="auto"/>
-          <w:sz w:val="26"/>
-          <w:szCs w:val="26"/>
-        </w:rPr>
-        <w:t>T</w:t>
-      </w:r>
-      <w:r>
-        <w:rPr>
-          <w:i w:val="0"/>
-          <w:color w:val="auto"/>
-          <w:sz w:val="26"/>
-          <w:szCs w:val="26"/>
-        </w:rPr>
-        <w:t xml:space="preserve">rang </w:t>
-      </w:r>
-      <w:r>
-        <w:rPr>
-          <w:i w:val="0"/>
-          <w:color w:val="auto"/>
-          <w:sz w:val="26"/>
-          <w:szCs w:val="26"/>
-        </w:rPr>
-        <w:t>chủ</w:t>
-      </w:r>
-      <w:r>
-        <w:rPr>
-          <w:i w:val="0"/>
-          <w:color w:val="auto"/>
-          <w:sz w:val="26"/>
-          <w:szCs w:val="26"/>
+        <w:t xml:space="preserve"> (Admin)</w:t>
+      </w:r>
+    </w:p>
+    <w:p>
+      <w:pPr>
+        <w:jc w:val="center"/>
+        <w:rPr>
           <w:lang w:val="vi-VN"/>
         </w:rPr>
-        <w:t xml:space="preserve"> (Admin)</w:t>
-      </w:r>
-    </w:p>
-    <w:p>
-      <w:pPr>
-        <w:jc w:val="center"/>
-        <w:rPr>
-          <w:lang w:val="vi-VN"/>
-        </w:rPr>
       </w:pPr>
       <w:r>
         <w:rPr>
           <w:noProof/>
         </w:rPr>
-        <w:lastRenderedPageBreak/>
         <w:drawing>
-          <wp:inline distT="0" distB="0" distL="0" distR="0" wp14:anchorId="2241EE70" wp14:editId="76AC9C34">
-            <wp:extent cx="5797550" cy="5008880"/>
-            <wp:effectExtent l="0" t="0" r="0" b="1270"/>
+          <wp:inline distT="0" distB="0" distL="0" distR="0" wp14:anchorId="2241EE70" wp14:editId="64593AB7">
+            <wp:extent cx="3665220" cy="3166621"/>
+            <wp:effectExtent l="0" t="0" r="0" b="0"/>
             <wp:docPr id="615633006" name="Picture 1"/>
             <wp:cNvGraphicFramePr>
               <a:graphicFrameLocks xmlns:a="http://schemas.openxmlformats.org/drawingml/2006/main" noChangeAspect="1"/>
@@ -34352,7 +34439,7 @@
                   <pic:spPr>
                     <a:xfrm>
                       <a:off x="0" y="0"/>
-                      <a:ext cx="5797550" cy="5008880"/>
+                      <a:ext cx="3671083" cy="3171686"/>
                     </a:xfrm>
                     <a:prstGeom prst="rect">
                       <a:avLst/>
@@ -34370,7 +34457,6 @@
         <w:pStyle w:val="Caption"/>
         <w:rPr>
           <w:color w:val="auto"/>
-          <w:lang w:val="vi-VN"/>
         </w:rPr>
       </w:pPr>
       <w:bookmarkStart w:id="199" w:name="_Toc233108633"/>
@@ -34428,22 +34514,6 @@
     </w:p>
     <w:p>
       <w:pPr>
-        <w:spacing w:after="0" w:line="240" w:lineRule="auto"/>
-        <w:ind w:left="0" w:firstLine="0"/>
-        <w:jc w:val="left"/>
-        <w:rPr>
-          <w:color w:val="auto"/>
-        </w:rPr>
-      </w:pPr>
-      <w:r>
-        <w:rPr>
-          <w:color w:val="auto"/>
-        </w:rPr>
-        <w:br w:type="page"/>
-      </w:r>
-    </w:p>
-    <w:p>
-      <w:pPr>
         <w:spacing w:before="240" w:line="360" w:lineRule="auto"/>
         <w:ind w:left="0" w:firstLine="0"/>
         <w:rPr>
@@ -34486,9 +34556,9 @@
           <w:noProof/>
         </w:rPr>
         <w:drawing>
-          <wp:inline distT="0" distB="0" distL="0" distR="0" wp14:anchorId="26B63BBC" wp14:editId="3BB782DF">
-            <wp:extent cx="5797550" cy="4855845"/>
-            <wp:effectExtent l="0" t="0" r="0" b="1905"/>
+          <wp:inline distT="0" distB="0" distL="0" distR="0" wp14:anchorId="26B63BBC" wp14:editId="30C7706A">
+            <wp:extent cx="3528060" cy="2954992"/>
+            <wp:effectExtent l="0" t="0" r="0" b="0"/>
             <wp:docPr id="1882920147" name="Picture 1"/>
             <wp:cNvGraphicFramePr>
               <a:graphicFrameLocks xmlns:a="http://schemas.openxmlformats.org/drawingml/2006/main" noChangeAspect="1"/>
@@ -34509,7 +34579,7 @@
                   <pic:spPr>
                     <a:xfrm>
                       <a:off x="0" y="0"/>
-                      <a:ext cx="5797550" cy="4855845"/>
+                      <a:ext cx="3532183" cy="2958445"/>
                     </a:xfrm>
                     <a:prstGeom prst="rect">
                       <a:avLst/>
@@ -34528,7 +34598,6 @@
         <w:ind w:left="0" w:firstLine="0"/>
         <w:rPr>
           <w:color w:val="auto"/>
-          <w:lang w:val="vi-VN"/>
         </w:rPr>
       </w:pPr>
       <w:bookmarkStart w:id="203" w:name="_Toc233108634"/>
@@ -34586,22 +34655,6 @@
     </w:p>
     <w:p>
       <w:pPr>
-        <w:spacing w:after="0" w:line="240" w:lineRule="auto"/>
-        <w:ind w:left="0" w:firstLine="0"/>
-        <w:jc w:val="left"/>
-        <w:rPr>
-          <w:color w:val="auto"/>
-        </w:rPr>
-      </w:pPr>
-      <w:r>
-        <w:rPr>
-          <w:color w:val="auto"/>
-        </w:rPr>
-        <w:br w:type="page"/>
-      </w:r>
-    </w:p>
-    <w:p>
-      <w:pPr>
         <w:spacing w:before="240" w:line="360" w:lineRule="auto"/>
         <w:ind w:left="0" w:firstLine="0"/>
         <w:rPr>
@@ -34613,7 +34666,6 @@
         <w:rPr>
           <w:color w:val="auto"/>
         </w:rPr>
-        <w:lastRenderedPageBreak/>
         <w:t xml:space="preserve">e, Layout </w:t>
       </w:r>
       <w:r>
@@ -34645,8 +34697,8 @@
           <w:noProof/>
         </w:rPr>
         <w:drawing>
-          <wp:inline distT="0" distB="0" distL="0" distR="0" wp14:anchorId="60C09CEF" wp14:editId="1DC8F2F2">
-            <wp:extent cx="5797550" cy="4821555"/>
+          <wp:inline distT="0" distB="0" distL="0" distR="0" wp14:anchorId="60C09CEF" wp14:editId="20A09272">
+            <wp:extent cx="3619500" cy="3010171"/>
             <wp:effectExtent l="0" t="0" r="0" b="0"/>
             <wp:docPr id="1610865678" name="Picture 1"/>
             <wp:cNvGraphicFramePr>
@@ -34668,7 +34720,7 @@
                   <pic:spPr>
                     <a:xfrm>
                       <a:off x="0" y="0"/>
-                      <a:ext cx="5797550" cy="4821555"/>
+                      <a:ext cx="3622084" cy="3012320"/>
                     </a:xfrm>
                     <a:prstGeom prst="rect">
                       <a:avLst/>
@@ -34686,7 +34738,6 @@
         <w:pStyle w:val="Caption"/>
         <w:rPr>
           <w:color w:val="auto"/>
-          <w:lang w:val="vi-VN"/>
         </w:rPr>
       </w:pPr>
       <w:bookmarkStart w:id="207" w:name="_Toc233108635"/>
@@ -34735,27 +34786,17 @@
           <w:color w:val="auto"/>
           <w:lang w:val="vi-VN"/>
         </w:rPr>
-        <w:t>: Giao diện Quản lý câu hỏi</w:t>
+        <w:t>: Giao diện Quản lý câu hỏ</w:t>
       </w:r>
       <w:bookmarkEnd w:id="207"/>
       <w:bookmarkEnd w:id="208"/>
       <w:bookmarkEnd w:id="209"/>
       <w:bookmarkEnd w:id="210"/>
-    </w:p>
-    <w:p>
-      <w:pPr>
-        <w:spacing w:after="0" w:line="240" w:lineRule="auto"/>
-        <w:ind w:left="0" w:firstLine="0"/>
-        <w:jc w:val="left"/>
-        <w:rPr>
-          <w:color w:val="auto"/>
-        </w:rPr>
-      </w:pPr>
-      <w:r>
-        <w:rPr>
-          <w:color w:val="auto"/>
-        </w:rPr>
-        <w:br w:type="page"/>
+      <w:r>
+        <w:rPr>
+          <w:color w:val="auto"/>
+        </w:rPr>
+        <w:t>i</w:t>
       </w:r>
     </w:p>
     <w:p>
@@ -34802,9 +34843,9 @@
           <w:noProof/>
         </w:rPr>
         <w:drawing>
-          <wp:inline distT="0" distB="0" distL="0" distR="0" wp14:anchorId="671F1B5F" wp14:editId="591A4AE9">
-            <wp:extent cx="5797550" cy="4907915"/>
-            <wp:effectExtent l="0" t="0" r="0" b="6985"/>
+          <wp:inline distT="0" distB="0" distL="0" distR="0" wp14:anchorId="671F1B5F" wp14:editId="0C3D599E">
+            <wp:extent cx="3451860" cy="2922172"/>
+            <wp:effectExtent l="0" t="0" r="0" b="0"/>
             <wp:docPr id="45379122" name="Picture 1"/>
             <wp:cNvGraphicFramePr>
               <a:graphicFrameLocks xmlns:a="http://schemas.openxmlformats.org/drawingml/2006/main" noChangeAspect="1"/>
@@ -34825,7 +34866,7 @@
                   <pic:spPr>
                     <a:xfrm>
                       <a:off x="0" y="0"/>
-                      <a:ext cx="5797550" cy="4907915"/>
+                      <a:ext cx="3457684" cy="2927102"/>
                     </a:xfrm>
                     <a:prstGeom prst="rect">
                       <a:avLst/>
@@ -34898,13 +34939,6 @@
       <w:bookmarkEnd w:id="212"/>
       <w:bookmarkEnd w:id="213"/>
       <w:bookmarkEnd w:id="214"/>
-      <w:r>
-        <w:rPr>
-          <w:color w:val="auto"/>
-          <w:szCs w:val="26"/>
-        </w:rPr>
-        <w:br w:type="page"/>
-      </w:r>
     </w:p>
     <w:p>
       <w:pPr>
@@ -34918,7 +34952,6 @@
         <w:rPr>
           <w:color w:val="auto"/>
         </w:rPr>
-        <w:lastRenderedPageBreak/>
         <w:t xml:space="preserve">g, Layout </w:t>
       </w:r>
       <w:r>
@@ -34951,9 +34984,9 @@
           <w:noProof/>
         </w:rPr>
         <w:drawing>
-          <wp:inline distT="0" distB="0" distL="0" distR="0" wp14:anchorId="4A14E1E7" wp14:editId="44336854">
-            <wp:extent cx="5797550" cy="4914900"/>
-            <wp:effectExtent l="0" t="0" r="0" b="0"/>
+          <wp:inline distT="0" distB="0" distL="0" distR="0" wp14:anchorId="4A14E1E7" wp14:editId="2A59D780">
+            <wp:extent cx="3596640" cy="3049068"/>
+            <wp:effectExtent l="0" t="0" r="3810" b="0"/>
             <wp:docPr id="1309166624" name="Picture 1"/>
             <wp:cNvGraphicFramePr>
               <a:graphicFrameLocks xmlns:a="http://schemas.openxmlformats.org/drawingml/2006/main" noChangeAspect="1"/>
@@ -34974,7 +35007,7 @@
                   <pic:spPr>
                     <a:xfrm>
                       <a:off x="0" y="0"/>
-                      <a:ext cx="5797550" cy="4914900"/>
+                      <a:ext cx="3602424" cy="3053972"/>
                     </a:xfrm>
                     <a:prstGeom prst="rect">
                       <a:avLst/>
@@ -35092,9 +35125,9 @@
           <w:noProof/>
         </w:rPr>
         <w:drawing>
-          <wp:inline distT="0" distB="0" distL="0" distR="0" wp14:anchorId="54522BD8" wp14:editId="118AA165">
-            <wp:extent cx="5797550" cy="4950460"/>
-            <wp:effectExtent l="0" t="0" r="0" b="2540"/>
+          <wp:inline distT="0" distB="0" distL="0" distR="0" wp14:anchorId="54522BD8" wp14:editId="1FF688A5">
+            <wp:extent cx="3627120" cy="3097156"/>
+            <wp:effectExtent l="0" t="0" r="0" b="8255"/>
             <wp:docPr id="1052538315" name="Picture 1"/>
             <wp:cNvGraphicFramePr>
               <a:graphicFrameLocks xmlns:a="http://schemas.openxmlformats.org/drawingml/2006/main" noChangeAspect="1"/>
@@ -35115,7 +35148,7 @@
                   <pic:spPr>
                     <a:xfrm>
                       <a:off x="0" y="0"/>
-                      <a:ext cx="5797550" cy="4950460"/>
+                      <a:ext cx="3635623" cy="3104417"/>
                     </a:xfrm>
                     <a:prstGeom prst="rect">
                       <a:avLst/>
@@ -35210,44 +35243,30 @@
         <w:rPr>
           <w:lang w:val="vi-VN"/>
         </w:rPr>
-        <w:br w:type="page"/>
-      </w:r>
-    </w:p>
-    <w:p>
-      <w:pPr>
+        <w:t xml:space="preserve">i, Layout </w:t>
+      </w:r>
+      <w:r>
         <w:rPr>
           <w:lang w:val="vi-VN"/>
         </w:rPr>
-      </w:pPr>
-      <w:r>
+        <w:t>Làm bài thi</w:t>
+      </w:r>
+    </w:p>
+    <w:p>
+      <w:pPr>
+        <w:jc w:val="center"/>
         <w:rPr>
           <w:lang w:val="vi-VN"/>
         </w:rPr>
-        <w:lastRenderedPageBreak/>
-        <w:t xml:space="preserve">i, Layout </w:t>
-      </w:r>
-      <w:r>
-        <w:rPr>
-          <w:lang w:val="vi-VN"/>
-        </w:rPr>
-        <w:t>Làm bài thi</w:t>
-      </w:r>
-    </w:p>
-    <w:p>
-      <w:pPr>
-        <w:jc w:val="center"/>
-        <w:rPr>
-          <w:lang w:val="vi-VN"/>
-        </w:rPr>
       </w:pPr>
       <w:r>
         <w:rPr>
           <w:noProof/>
         </w:rPr>
         <w:drawing>
-          <wp:inline distT="0" distB="0" distL="0" distR="0" wp14:anchorId="48B7DBBB" wp14:editId="625B742B">
-            <wp:extent cx="5797550" cy="4951095"/>
-            <wp:effectExtent l="0" t="0" r="0" b="1905"/>
+          <wp:inline distT="0" distB="0" distL="0" distR="0" wp14:anchorId="48B7DBBB" wp14:editId="6569890A">
+            <wp:extent cx="3533405" cy="3017520"/>
+            <wp:effectExtent l="0" t="0" r="0" b="0"/>
             <wp:docPr id="626232037" name="Picture 1"/>
             <wp:cNvGraphicFramePr>
               <a:graphicFrameLocks xmlns:a="http://schemas.openxmlformats.org/drawingml/2006/main" noChangeAspect="1"/>
@@ -35268,7 +35287,7 @@
                   <pic:spPr>
                     <a:xfrm>
                       <a:off x="0" y="0"/>
-                      <a:ext cx="5797550" cy="4951095"/>
+                      <a:ext cx="3539206" cy="3022474"/>
                     </a:xfrm>
                     <a:prstGeom prst="rect">
                       <a:avLst/>
@@ -35286,7 +35305,6 @@
         <w:pStyle w:val="Caption"/>
         <w:rPr>
           <w:color w:val="auto"/>
-          <w:lang w:val="vi-VN"/>
         </w:rPr>
       </w:pPr>
       <w:bookmarkStart w:id="223" w:name="_Toc233108639"/>
@@ -35344,22 +35362,6 @@
     </w:p>
     <w:p>
       <w:pPr>
-        <w:spacing w:after="0" w:line="240" w:lineRule="auto"/>
-        <w:ind w:left="0" w:firstLine="0"/>
-        <w:jc w:val="left"/>
-        <w:rPr>
-          <w:lang w:val="vi-VN"/>
-        </w:rPr>
-      </w:pPr>
-      <w:r>
-        <w:rPr>
-          <w:lang w:val="vi-VN"/>
-        </w:rPr>
-        <w:br w:type="page"/>
-      </w:r>
-    </w:p>
-    <w:p>
-      <w:pPr>
         <w:rPr>
           <w:lang w:val="vi-VN"/>
         </w:rPr>
@@ -35384,8 +35386,8 @@
           <w:noProof/>
         </w:rPr>
         <w:drawing>
-          <wp:inline distT="0" distB="0" distL="0" distR="0" wp14:anchorId="653E0C1C" wp14:editId="317F18F1">
-            <wp:extent cx="5797550" cy="4860290"/>
+          <wp:inline distT="0" distB="0" distL="0" distR="0" wp14:anchorId="653E0C1C" wp14:editId="45853676">
+            <wp:extent cx="3817620" cy="3200444"/>
             <wp:effectExtent l="0" t="0" r="0" b="0"/>
             <wp:docPr id="1699509159" name="Picture 1"/>
             <wp:cNvGraphicFramePr>
@@ -35407,7 +35409,7 @@
                   <pic:spPr>
                     <a:xfrm>
                       <a:off x="0" y="0"/>
-                      <a:ext cx="5797550" cy="4860290"/>
+                      <a:ext cx="3823755" cy="3205587"/>
                     </a:xfrm>
                     <a:prstGeom prst="rect">
                       <a:avLst/>
@@ -35425,7 +35427,6 @@
         <w:pStyle w:val="Caption"/>
         <w:rPr>
           <w:color w:val="auto"/>
-          <w:lang w:val="vi-VN"/>
         </w:rPr>
       </w:pPr>
       <w:bookmarkStart w:id="227" w:name="_Toc233108640"/>
@@ -35474,7 +35475,20 @@
           <w:color w:val="auto"/>
           <w:lang w:val="vi-VN"/>
         </w:rPr>
-        <w:t>: Giao diện Kết quả bài thi</w:t>
+        <w:t>: Giao diện Kết quả bài t</w:t>
+      </w:r>
+      <w:r>
+        <w:rPr>
+          <w:color w:val="auto"/>
+        </w:rPr>
+        <w:t>h</w:t>
+      </w:r>
+      <w:r>
+        <w:rPr>
+          <w:color w:val="auto"/>
+          <w:lang w:val="vi-VN"/>
+        </w:rPr>
+        <w:t>i</w:t>
       </w:r>
       <w:bookmarkEnd w:id="227"/>
       <w:bookmarkEnd w:id="228"/>
@@ -35483,49 +35497,34 @@
     </w:p>
     <w:p>
       <w:pPr>
+        <w:spacing w:line="240" w:lineRule="auto"/>
+        <w:ind w:left="0" w:firstLine="0"/>
+        <w:jc w:val="left"/>
+      </w:pPr>
+      <w:r>
+        <w:t>l</w:t>
+      </w:r>
+      <w:r>
+        <w:rPr>
+          <w:lang w:val="vi-VN"/>
+        </w:rPr>
+        <w:t>, Layout Xem chi tiết bài làm</w:t>
+      </w:r>
+    </w:p>
+    <w:p>
+      <w:pPr>
         <w:spacing w:after="0" w:line="240" w:lineRule="auto"/>
         <w:ind w:left="0" w:firstLine="0"/>
-        <w:jc w:val="left"/>
-        <w:rPr>
-          <w:lang w:val="vi-VN"/>
-        </w:rPr>
-      </w:pPr>
-      <w:r>
-        <w:rPr>
-          <w:lang w:val="vi-VN"/>
-        </w:rPr>
-        <w:br w:type="page"/>
-      </w:r>
-    </w:p>
-    <w:p>
-      <w:pPr>
-        <w:rPr>
-          <w:lang w:val="vi-VN"/>
-        </w:rPr>
-      </w:pPr>
-      <w:r>
-        <w:rPr>
-          <w:lang w:val="vi-VN"/>
-        </w:rPr>
-        <w:lastRenderedPageBreak/>
-        <w:t>l, Layout Xem chi tiết bài làm</w:t>
-      </w:r>
-    </w:p>
-    <w:p>
-      <w:pPr>
         <w:jc w:val="center"/>
-        <w:rPr>
-          <w:lang w:val="vi-VN"/>
-        </w:rPr>
       </w:pPr>
       <w:r>
         <w:rPr>
           <w:noProof/>
         </w:rPr>
         <w:drawing>
-          <wp:inline distT="0" distB="0" distL="0" distR="0" wp14:anchorId="55C6A744" wp14:editId="1C887F8F">
-            <wp:extent cx="5797550" cy="4942205"/>
-            <wp:effectExtent l="0" t="0" r="0" b="0"/>
+          <wp:inline distT="0" distB="0" distL="0" distR="0" wp14:anchorId="098DB13A" wp14:editId="1BD4C508">
+            <wp:extent cx="3825802" cy="3261360"/>
+            <wp:effectExtent l="0" t="0" r="3810" b="0"/>
             <wp:docPr id="2022052334" name="Picture 1"/>
             <wp:cNvGraphicFramePr>
               <a:graphicFrameLocks xmlns:a="http://schemas.openxmlformats.org/drawingml/2006/main" noChangeAspect="1"/>
@@ -35546,7 +35545,7 @@
                   <pic:spPr>
                     <a:xfrm>
                       <a:off x="0" y="0"/>
-                      <a:ext cx="5797550" cy="4942205"/>
+                      <a:ext cx="3827925" cy="3263170"/>
                     </a:xfrm>
                     <a:prstGeom prst="rect">
                       <a:avLst/>
@@ -35564,7 +35563,6 @@
         <w:pStyle w:val="Caption"/>
         <w:rPr>
           <w:color w:val="auto"/>
-          <w:lang w:val="vi-VN"/>
         </w:rPr>
       </w:pPr>
       <w:bookmarkStart w:id="231" w:name="_Toc233108641"/>
@@ -35622,22 +35620,6 @@
     </w:p>
     <w:p>
       <w:pPr>
-        <w:spacing w:after="0" w:line="240" w:lineRule="auto"/>
-        <w:ind w:left="0" w:firstLine="0"/>
-        <w:jc w:val="left"/>
-        <w:rPr>
-          <w:lang w:val="vi-VN"/>
-        </w:rPr>
-      </w:pPr>
-      <w:r>
-        <w:rPr>
-          <w:lang w:val="vi-VN"/>
-        </w:rPr>
-        <w:br w:type="page"/>
-      </w:r>
-    </w:p>
-    <w:p>
-      <w:pPr>
         <w:rPr>
           <w:lang w:val="vi-VN"/>
         </w:rPr>
@@ -35668,9 +35650,9 @@
           <w:noProof/>
         </w:rPr>
         <w:drawing>
-          <wp:inline distT="0" distB="0" distL="0" distR="0" wp14:anchorId="1F692FE2" wp14:editId="026CA37F">
-            <wp:extent cx="5797550" cy="4818380"/>
-            <wp:effectExtent l="0" t="0" r="0" b="1270"/>
+          <wp:inline distT="0" distB="0" distL="0" distR="0" wp14:anchorId="1F692FE2" wp14:editId="14D390D5">
+            <wp:extent cx="3893820" cy="3236177"/>
+            <wp:effectExtent l="0" t="0" r="0" b="2540"/>
             <wp:docPr id="1181504822" name="Picture 1"/>
             <wp:cNvGraphicFramePr>
               <a:graphicFrameLocks xmlns:a="http://schemas.openxmlformats.org/drawingml/2006/main" noChangeAspect="1"/>
@@ -35691,7 +35673,7 @@
                   <pic:spPr>
                     <a:xfrm>
                       <a:off x="0" y="0"/>
-                      <a:ext cx="5797550" cy="4818380"/>
+                      <a:ext cx="3901378" cy="3242458"/>
                     </a:xfrm>
                     <a:prstGeom prst="rect">
                       <a:avLst/>
@@ -42465,8 +42447,17 @@
           <w:color w:val="auto"/>
           <w:szCs w:val="26"/>
         </w:rPr>
-        <w:t>git add .</w:t>
-      </w:r>
+        <w:t xml:space="preserve">git </w:t>
+      </w:r>
+      <w:proofErr w:type="gramStart"/>
+      <w:r>
+        <w:rPr>
+          <w:color w:val="auto"/>
+          <w:szCs w:val="26"/>
+        </w:rPr>
+        <w:t>add .</w:t>
+      </w:r>
+      <w:proofErr w:type="gramEnd"/>
     </w:p>
     <w:p>
       <w:pPr>
@@ -45574,7 +45565,7 @@
         </mc:Choice>
         <mc:Fallback>
           <w:pict>
-            <v:line w14:anchorId="2AD19CD5" id="Straight Connector 22" o:spid="_x0000_s1026" style="position:absolute;z-index:251658752;visibility:visible;mso-wrap-style:square;mso-width-percent:0;mso-height-percent:0;mso-wrap-distance-left:9pt;mso-wrap-distance-top:-28e-5mm;mso-wrap-distance-right:9pt;mso-wrap-distance-bottom:-28e-5mm;mso-position-horizontal:absolute;mso-position-horizontal-relative:text;mso-position-vertical:absolute;mso-position-vertical-relative:text;mso-width-percent:0;mso-height-percent:0;mso-width-relative:margin;mso-height-relative:page" from="-2.5pt,20.05pt" to="438.5pt,20.05pt" o:gfxdata="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"/>
+            <v:line w14:anchorId="761FFB10" id="Straight Connector 22" o:spid="_x0000_s1026" style="position:absolute;z-index:251658752;visibility:visible;mso-wrap-style:square;mso-width-percent:0;mso-height-percent:0;mso-wrap-distance-left:9pt;mso-wrap-distance-top:-28e-5mm;mso-wrap-distance-right:9pt;mso-wrap-distance-bottom:-28e-5mm;mso-position-horizontal:absolute;mso-position-horizontal-relative:text;mso-position-vertical:absolute;mso-position-vertical-relative:text;mso-width-percent:0;mso-height-percent:0;mso-width-relative:margin;mso-height-relative:page" from="-2.5pt,20.05pt" to="438.5pt,20.05pt" o:gfxdata="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"/>
           </w:pict>
         </mc:Fallback>
       </mc:AlternateContent>
